--- a/documents/Residence-template.docx
+++ b/documents/Residence-template.docx
@@ -15,7 +15,6 @@
         <w:t xml:space="preserve"> Convention n° {% if </w:t>
       </w:r>
       <w:proofErr w:type="spellStart"/>
-      <w:proofErr w:type="gramStart"/>
       <w:r>
         <w:rPr>
           <w:b/>
@@ -24,38 +23,36 @@
         <w:t>convention.numero</w:t>
       </w:r>
       <w:proofErr w:type="spellEnd"/>
-      <w:proofErr w:type="gramEnd"/>
       <w:r>
         <w:rPr>
           <w:b/>
           <w:bCs/>
         </w:rPr>
-        <w:t xml:space="preserve"> </w:t>
-      </w:r>
-      <w:proofErr w:type="gramStart"/>
+        <w:t xml:space="preserve"> %}{{</w:t>
+      </w:r>
+      <w:proofErr w:type="spellStart"/>
       <w:r>
         <w:rPr>
           <w:b/>
           <w:bCs/>
         </w:rPr>
-        <w:t>%}{</w:t>
-      </w:r>
-      <w:proofErr w:type="gramEnd"/>
+        <w:t>convention.numero</w:t>
+      </w:r>
+      <w:proofErr w:type="spellEnd"/>
       <w:r>
         <w:rPr>
           <w:b/>
           <w:bCs/>
         </w:rPr>
-        <w:t>{</w:t>
-      </w:r>
-      <w:proofErr w:type="spellStart"/>
-      <w:proofErr w:type="gramStart"/>
+        <w:t xml:space="preserve">}}{% </w:t>
+      </w:r>
+      <w:proofErr w:type="spellStart"/>
       <w:r>
         <w:rPr>
           <w:b/>
           <w:bCs/>
         </w:rPr>
-        <w:t>convention.numero</w:t>
+        <w:t>else</w:t>
       </w:r>
       <w:proofErr w:type="spellEnd"/>
       <w:r>
@@ -63,39 +60,7 @@
           <w:b/>
           <w:bCs/>
         </w:rPr>
-        <w:t>}}{</w:t>
-      </w:r>
-      <w:proofErr w:type="gramEnd"/>
-      <w:r>
-        <w:rPr>
-          <w:b/>
-          <w:bCs/>
-        </w:rPr>
-        <w:t xml:space="preserve">% </w:t>
-      </w:r>
-      <w:proofErr w:type="spellStart"/>
-      <w:r>
-        <w:rPr>
-          <w:b/>
-          <w:bCs/>
-        </w:rPr>
-        <w:t>else</w:t>
-      </w:r>
-      <w:proofErr w:type="spellEnd"/>
-      <w:r>
-        <w:rPr>
-          <w:b/>
-          <w:bCs/>
-        </w:rPr>
-        <w:t xml:space="preserve"> </w:t>
-      </w:r>
-      <w:proofErr w:type="gramStart"/>
-      <w:r>
-        <w:rPr>
-          <w:b/>
-          <w:bCs/>
-        </w:rPr>
-        <w:t>%}</w:t>
+        <w:t xml:space="preserve"> %}</w:t>
       </w:r>
       <w:r>
         <w:rPr>
@@ -104,57 +69,29 @@
           <w:sz w:val="16"/>
           <w:szCs w:val="16"/>
         </w:rPr>
-        <w:t>Le</w:t>
-      </w:r>
-      <w:proofErr w:type="gramEnd"/>
-      <w:r>
-        <w:rPr>
-          <w:i/>
-          <w:iCs/>
-          <w:sz w:val="16"/>
-          <w:szCs w:val="16"/>
-        </w:rPr>
-        <w:t xml:space="preserve"> numéro de la convention sera défini et ajouté ici une fois la convention </w:t>
-      </w:r>
-      <w:proofErr w:type="gramStart"/>
-      <w:r>
-        <w:rPr>
-          <w:i/>
-          <w:iCs/>
-          <w:sz w:val="16"/>
-          <w:szCs w:val="16"/>
-        </w:rPr>
-        <w:t>validée</w:t>
+        <w:t>Le numéro de la convention sera défini et ajouté ici une fois la convention validée</w:t>
       </w:r>
       <w:r>
         <w:rPr>
           <w:b/>
           <w:bCs/>
         </w:rPr>
-        <w:t>{</w:t>
-      </w:r>
-      <w:proofErr w:type="gramEnd"/>
+        <w:t xml:space="preserve">{% </w:t>
+      </w:r>
+      <w:proofErr w:type="spellStart"/>
       <w:r>
         <w:rPr>
           <w:b/>
           <w:bCs/>
         </w:rPr>
-        <w:t xml:space="preserve">% </w:t>
-      </w:r>
-      <w:proofErr w:type="spellStart"/>
+        <w:t>endif</w:t>
+      </w:r>
+      <w:proofErr w:type="spellEnd"/>
       <w:r>
         <w:rPr>
           <w:b/>
           <w:bCs/>
         </w:rPr>
-        <w:t>endif</w:t>
-      </w:r>
-      <w:proofErr w:type="spellEnd"/>
-      <w:r>
-        <w:rPr>
-          <w:b/>
-          <w:bCs/>
-        </w:rPr>
         <w:t xml:space="preserve"> %}</w:t>
       </w:r>
     </w:p>
@@ -458,184 +395,190 @@
         <w:rPr>
           <w:rFonts w:eastAsia="Arial Unicode MS"/>
         </w:rPr>
+        <w:t xml:space="preserve">{{ </w:t>
+      </w:r>
+      <w:proofErr w:type="spellStart"/>
+      <w:r>
+        <w:rPr>
+          <w:rFonts w:eastAsia="Arial Unicode MS"/>
+        </w:rPr>
+        <w:t>gestionnaire|default_str_if_none|upper</w:t>
+      </w:r>
+      <w:proofErr w:type="spellEnd"/>
+      <w:r>
+        <w:rPr>
+          <w:rFonts w:eastAsia="Arial Unicode MS"/>
+        </w:rPr>
+        <w:t xml:space="preserve"> }} [Organisme agréé gestionnaire du logement-foyer, sauf dans le cas où le propriétaire est gestionnaire direct] représenté (e) par {{ </w:t>
+      </w:r>
+      <w:proofErr w:type="spellStart"/>
+      <w:r>
+        <w:rPr>
+          <w:rFonts w:eastAsia="Arial Unicode MS"/>
+        </w:rPr>
+        <w:t>gestionnaire_signataire_nom|default_str_if_none</w:t>
+      </w:r>
+      <w:proofErr w:type="spellEnd"/>
+      <w:r>
+        <w:rPr>
+          <w:rFonts w:eastAsia="Arial Unicode MS"/>
+        </w:rPr>
+        <w:t xml:space="preserve"> }}, {{ </w:t>
+      </w:r>
+      <w:proofErr w:type="spellStart"/>
+      <w:r>
+        <w:rPr>
+          <w:rFonts w:eastAsia="Arial Unicode MS"/>
+        </w:rPr>
+        <w:t>gestionnaire_signataire_fonction|default_str_if_none</w:t>
+      </w:r>
+      <w:proofErr w:type="spellEnd"/>
+      <w:r>
+        <w:rPr>
+          <w:rFonts w:eastAsia="Arial Unicode MS"/>
+        </w:rPr>
+        <w:t xml:space="preserve"> }} </w:t>
+      </w:r>
+      <w:r>
+        <w:rPr>
+          <w:color w:val="000000"/>
+        </w:rPr>
+        <w:t>autorisé à cet effet par délibération de son conseil d'administration, en date du</w:t>
+      </w:r>
+      <w:r>
+        <w:rPr>
+          <w:rFonts w:eastAsia="Arial Unicode MS"/>
+        </w:rPr>
+        <w:t xml:space="preserve"> {{ </w:t>
+      </w:r>
+      <w:proofErr w:type="spellStart"/>
+      <w:r>
+        <w:rPr>
+          <w:rFonts w:eastAsia="Arial Unicode MS"/>
+        </w:rPr>
+        <w:t>gestionnaire_signataire_date_deliberation|dd</w:t>
+      </w:r>
+      <w:proofErr w:type="spellEnd"/>
+      <w:r>
+        <w:rPr>
+          <w:rFonts w:eastAsia="Arial Unicode MS"/>
+        </w:rPr>
+        <w:t xml:space="preserve"> }}, {{ convention.</w:t>
+      </w:r>
+      <w:r>
+        <w:t xml:space="preserve"> </w:t>
+      </w:r>
+      <w:proofErr w:type="spellStart"/>
+      <w:r>
+        <w:rPr>
+          <w:rFonts w:eastAsia="Arial Unicode MS"/>
+        </w:rPr>
+        <w:t>gestionnaire_bloc_info_complementaire</w:t>
+      </w:r>
+      <w:proofErr w:type="spellEnd"/>
+      <w:r>
+        <w:rPr>
+          <w:rFonts w:eastAsia="Arial Unicode MS"/>
+        </w:rPr>
+        <w:t xml:space="preserve"> |</w:t>
+      </w:r>
+      <w:proofErr w:type="spellStart"/>
+      <w:r>
+        <w:rPr>
+          <w:rFonts w:eastAsia="Arial Unicode MS"/>
+        </w:rPr>
+        <w:t>default_str_if_none</w:t>
+      </w:r>
+      <w:proofErr w:type="spellEnd"/>
+      <w:r>
+        <w:rPr>
+          <w:rFonts w:eastAsia="Arial Unicode MS"/>
+        </w:rPr>
+        <w:t xml:space="preserve"> }} dénommé ci-après le gestionnaire, et agissant à ce titre en application de la convention de location conclue avec le propriétaire ;</w:t>
+      </w:r>
+    </w:p>
+    <w:p>
+      <w:pPr>
+        <w:jc w:val="both"/>
+      </w:pPr>
+    </w:p>
+    <w:p>
+      <w:pPr>
+        <w:jc w:val="both"/>
+      </w:pPr>
+      <w:r>
+        <w:rPr>
+          <w:color w:val="000000"/>
+        </w:rPr>
+        <w:t xml:space="preserve">Vu l'objet de la résidence sociale tel que défini à l'annexe {% if </w:t>
+      </w:r>
+      <w:proofErr w:type="spellStart"/>
+      <w:r>
+        <w:rPr>
+          <w:color w:val="000000"/>
+        </w:rPr>
+        <w:t>outre_mer</w:t>
+      </w:r>
+      <w:proofErr w:type="spellEnd"/>
+      <w:r>
+        <w:rPr>
+          <w:color w:val="000000"/>
+        </w:rPr>
+        <w:t xml:space="preserve"> %}B{% </w:t>
+      </w:r>
+      <w:proofErr w:type="spellStart"/>
+      <w:r>
+        <w:rPr>
+          <w:color w:val="000000"/>
+        </w:rPr>
+        <w:t>else</w:t>
+      </w:r>
+      <w:proofErr w:type="spellEnd"/>
+      <w:r>
+        <w:rPr>
+          <w:color w:val="000000"/>
+        </w:rPr>
+        <w:t xml:space="preserve"> %}II{% </w:t>
+      </w:r>
+      <w:proofErr w:type="spellStart"/>
+      <w:r>
+        <w:rPr>
+          <w:color w:val="000000"/>
+        </w:rPr>
+        <w:t>endif</w:t>
+      </w:r>
+      <w:proofErr w:type="spellEnd"/>
+      <w:r>
+        <w:rPr>
+          <w:color w:val="000000"/>
+        </w:rPr>
+        <w:t xml:space="preserve"> %} </w:t>
+      </w:r>
+      <w:r>
+        <w:t>;</w:t>
+      </w:r>
+    </w:p>
+    <w:p>
+      <w:pPr>
+        <w:jc w:val="both"/>
+      </w:pPr>
+    </w:p>
+    <w:p>
+      <w:pPr>
+        <w:jc w:val="both"/>
+      </w:pPr>
+      <w:r>
+        <w:rPr>
+          <w:color w:val="000000"/>
+        </w:rPr>
+        <w:t xml:space="preserve">Vu l'agrément de gestionnaire de résidence sociale prévu à l'article R. 353-165-1 ou l'agrément d'intermédiation locative et de gestion locative sociale mentionné à l'article </w:t>
+      </w:r>
+      <w:r>
+        <w:rPr>
+          <w:color w:val="000000"/>
+        </w:rPr>
         <w:lastRenderedPageBreak/>
-        <w:t xml:space="preserve">{{ </w:t>
-      </w:r>
-      <w:proofErr w:type="spellStart"/>
-      <w:r>
-        <w:rPr>
-          <w:rFonts w:eastAsia="Arial Unicode MS"/>
-        </w:rPr>
-        <w:t>gestionnaire|default_str_if_none|upper</w:t>
-      </w:r>
-      <w:proofErr w:type="spellEnd"/>
-      <w:r>
-        <w:rPr>
-          <w:rFonts w:eastAsia="Arial Unicode MS"/>
-        </w:rPr>
-        <w:t xml:space="preserve"> }} [Organisme agréé gestionnaire du logement-foyer, sauf dans le cas où le propriétaire est gestionnaire direct] représenté (e) par {{ </w:t>
-      </w:r>
-      <w:proofErr w:type="spellStart"/>
-      <w:r>
-        <w:rPr>
-          <w:rFonts w:eastAsia="Arial Unicode MS"/>
-        </w:rPr>
-        <w:t>gestionnaire_signataire_nom|default_str_if_none</w:t>
-      </w:r>
-      <w:proofErr w:type="spellEnd"/>
-      <w:r>
-        <w:rPr>
-          <w:rFonts w:eastAsia="Arial Unicode MS"/>
-        </w:rPr>
-        <w:t xml:space="preserve"> }}, {{ </w:t>
-      </w:r>
-      <w:proofErr w:type="spellStart"/>
-      <w:r>
-        <w:rPr>
-          <w:rFonts w:eastAsia="Arial Unicode MS"/>
-        </w:rPr>
-        <w:t>gestionnaire_signataire_fonction|default_str_if_none</w:t>
-      </w:r>
-      <w:proofErr w:type="spellEnd"/>
-      <w:r>
-        <w:rPr>
-          <w:rFonts w:eastAsia="Arial Unicode MS"/>
-        </w:rPr>
-        <w:t xml:space="preserve"> }} </w:t>
-      </w:r>
-      <w:r>
-        <w:rPr>
-          <w:color w:val="000000"/>
-        </w:rPr>
-        <w:t>autorisé à cet effet par délibération de son conseil d'administration, en date du</w:t>
-      </w:r>
-      <w:r>
-        <w:rPr>
-          <w:rFonts w:eastAsia="Arial Unicode MS"/>
-        </w:rPr>
-        <w:t xml:space="preserve"> {{ </w:t>
-      </w:r>
-      <w:proofErr w:type="spellStart"/>
-      <w:r>
-        <w:rPr>
-          <w:rFonts w:eastAsia="Arial Unicode MS"/>
-        </w:rPr>
-        <w:t>gestionnaire_signataire_date_deliberation|dd</w:t>
-      </w:r>
-      <w:proofErr w:type="spellEnd"/>
-      <w:r>
-        <w:rPr>
-          <w:rFonts w:eastAsia="Arial Unicode MS"/>
-        </w:rPr>
-        <w:t xml:space="preserve"> }}, {{ convention.</w:t>
-      </w:r>
-      <w:r>
-        <w:t xml:space="preserve"> </w:t>
-      </w:r>
-      <w:proofErr w:type="spellStart"/>
-      <w:r>
-        <w:rPr>
-          <w:rFonts w:eastAsia="Arial Unicode MS"/>
-        </w:rPr>
-        <w:t>gestionnaire_bloc_info_complementaire</w:t>
-      </w:r>
-      <w:proofErr w:type="spellEnd"/>
-      <w:r>
-        <w:rPr>
-          <w:rFonts w:eastAsia="Arial Unicode MS"/>
-        </w:rPr>
-        <w:t xml:space="preserve"> |</w:t>
-      </w:r>
-      <w:proofErr w:type="spellStart"/>
-      <w:r>
-        <w:rPr>
-          <w:rFonts w:eastAsia="Arial Unicode MS"/>
-        </w:rPr>
-        <w:t>default_str_if_none</w:t>
-      </w:r>
-      <w:proofErr w:type="spellEnd"/>
-      <w:r>
-        <w:rPr>
-          <w:rFonts w:eastAsia="Arial Unicode MS"/>
-        </w:rPr>
-        <w:t xml:space="preserve"> }} dénommé ci-après le gestionnaire, et agissant à ce titre en application de la convention de location conclue avec le propriétaire ;</w:t>
-      </w:r>
-    </w:p>
-    <w:p>
-      <w:pPr>
-        <w:jc w:val="both"/>
-      </w:pPr>
-    </w:p>
-    <w:p>
-      <w:pPr>
-        <w:jc w:val="both"/>
-      </w:pPr>
-      <w:r>
-        <w:rPr>
-          <w:color w:val="000000"/>
-        </w:rPr>
-        <w:t xml:space="preserve">Vu l'objet de la résidence sociale tel que défini à l'annexe {% if </w:t>
-      </w:r>
-      <w:proofErr w:type="spellStart"/>
-      <w:r>
-        <w:rPr>
-          <w:color w:val="000000"/>
-        </w:rPr>
-        <w:t>outre_mer</w:t>
-      </w:r>
-      <w:proofErr w:type="spellEnd"/>
-      <w:r>
-        <w:rPr>
-          <w:color w:val="000000"/>
-        </w:rPr>
-        <w:t xml:space="preserve"> %}B{% </w:t>
-      </w:r>
-      <w:proofErr w:type="spellStart"/>
-      <w:r>
-        <w:rPr>
-          <w:color w:val="000000"/>
-        </w:rPr>
-        <w:t>else</w:t>
-      </w:r>
-      <w:proofErr w:type="spellEnd"/>
-      <w:r>
-        <w:rPr>
-          <w:color w:val="000000"/>
-        </w:rPr>
-        <w:t xml:space="preserve"> %}II{% </w:t>
-      </w:r>
-      <w:proofErr w:type="spellStart"/>
-      <w:r>
-        <w:rPr>
-          <w:color w:val="000000"/>
-        </w:rPr>
-        <w:t>endif</w:t>
-      </w:r>
-      <w:proofErr w:type="spellEnd"/>
-      <w:r>
-        <w:rPr>
-          <w:color w:val="000000"/>
-        </w:rPr>
-        <w:t xml:space="preserve"> %} </w:t>
-      </w:r>
-      <w:r>
-        <w:t>;</w:t>
-      </w:r>
-    </w:p>
-    <w:p>
-      <w:pPr>
-        <w:jc w:val="both"/>
-      </w:pPr>
-    </w:p>
-    <w:p>
-      <w:pPr>
-        <w:jc w:val="both"/>
-      </w:pPr>
-      <w:r>
-        <w:rPr>
-          <w:color w:val="000000"/>
-        </w:rPr>
-        <w:t xml:space="preserve">Vu l'agrément de gestionnaire de résidence sociale prévu à l'article R. 353-165-1 ou l'agrément d'intermédiation locative et de gestion locative sociale mentionné à l'article L. 365-4 et délivré par le préfet du département de </w:t>
+        <w:t xml:space="preserve">L. 365-4 et délivré par le préfet du département de </w:t>
       </w:r>
       <w:r>
         <w:rPr>
@@ -5183,6 +5126,7 @@
         <w:rPr>
           <w:i/>
           <w:iCs/>
+          <w:color w:val="000000"/>
         </w:rPr>
       </w:pPr>
       <w:r>
@@ -5191,42 +5135,38 @@
           <w:iCs/>
           <w:color w:val="000000"/>
         </w:rPr>
-        <w:t>Publication</w:t>
-      </w:r>
-    </w:p>
-    <w:p>
-      <w:pPr>
-        <w:jc w:val="both"/>
-      </w:pPr>
-    </w:p>
-    <w:p>
-      <w:pPr>
-        <w:jc w:val="both"/>
-      </w:pPr>
-      <w:r>
-        <w:rPr>
-          <w:color w:val="000000"/>
-        </w:rPr>
-        <w:t>La publication de la convention, de sa résiliation et de ses éventuels avenants au fichier immobilier ou de leur inscription au livre foncier incombe au préfet, ou, lorsqu'un établissement public de coopération intercommunale ou un département a signé une convention mentionnée aux articles L. 301-5-1 et L. 301-5-2 du code de la construction et de l'habitation, au président de l'établissement public de coopération intercommunale ou du conseil général. Les frais de publication sont à la charge de l'organisme.</w:t>
-      </w:r>
-    </w:p>
-    <w:p>
-      <w:pPr>
-        <w:jc w:val="both"/>
-      </w:pPr>
-    </w:p>
-    <w:p>
-      <w:pPr>
-        <w:jc w:val="both"/>
-        <w:rPr>
-          <w:color w:val="000000"/>
-        </w:rPr>
-      </w:pPr>
-      <w:r>
-        <w:rPr>
-          <w:color w:val="000000"/>
-        </w:rPr>
-        <w:t xml:space="preserve">Le préfet, ou, lorsqu'un établissement public de coopération intercommunale ou un département a signé une convention mentionnée aux articles L. 301-5-1 et L. 301-5-2 du code de la construction et de l'habitation, le président de l'établissement public de coopération intercommunale ou du conseil général transmet aux organismes chargés de la liquidation et du paiement de l'aide personnalisée au logement une photocopie de la présente convention, de ses avenants éventuels ainsi que l'état prouvant qu'elle (ou ils) a (ont) bien fait l'objet d'une publication au fichier immobilier (ou d'une inscription au livre foncier).{% </w:t>
+        <w:t>Information des organismes chargés de la liquidation et du paiement de l’aide personnalisée au logement</w:t>
+      </w:r>
+    </w:p>
+    <w:p>
+      <w:pPr>
+        <w:jc w:val="both"/>
+      </w:pPr>
+    </w:p>
+    <w:p>
+      <w:pPr>
+        <w:jc w:val="both"/>
+        <w:rPr>
+          <w:color w:val="000000"/>
+        </w:rPr>
+      </w:pPr>
+      <w:r>
+        <w:rPr>
+          <w:color w:val="000000"/>
+        </w:rPr>
+        <w:t xml:space="preserve">Le préfet, ou, lorsqu'un établissement public de coopération intercommunale ou un département a signé une convention mentionnée aux articles L. 301-5-1 et L. 301-5-2 du code de la construction et de l'habitation, le président de l'établissement public de coopération intercommunale ou du conseil général transmet aux organismes chargés de la liquidation et du paiement de l'aide personnalisée au logement une photocopie de la présente convention, </w:t>
+      </w:r>
+      <w:r>
+        <w:rPr>
+          <w:color w:val="000000"/>
+        </w:rPr>
+        <w:t>et de ses avenants éventuels</w:t>
+      </w:r>
+      <w:r>
+        <w:rPr>
+          <w:color w:val="000000"/>
+        </w:rPr>
+        <w:t xml:space="preserve">.{% </w:t>
       </w:r>
       <w:proofErr w:type="spellStart"/>
       <w:r>
@@ -12530,15 +12470,7 @@
       </w:r>
       <w:proofErr w:type="spellEnd"/>
       <w:r>
-        <w:t xml:space="preserve"> </w:t>
-      </w:r>
-      <w:proofErr w:type="gramStart"/>
-      <w:r>
-        <w:t>%}{</w:t>
-      </w:r>
-      <w:proofErr w:type="gramEnd"/>
-      <w:r>
-        <w:t xml:space="preserve">% </w:t>
+        <w:t xml:space="preserve"> %}{% </w:t>
       </w:r>
       <w:proofErr w:type="spellStart"/>
       <w:r>
@@ -12559,13 +12491,8 @@
         <w:t xml:space="preserve">{% if </w:t>
       </w:r>
       <w:proofErr w:type="spellStart"/>
-      <w:proofErr w:type="gramStart"/>
-      <w:r>
-        <w:t>convention.fond</w:t>
-      </w:r>
-      <w:proofErr w:type="gramEnd"/>
-      <w:r>
-        <w:t>_propre</w:t>
+      <w:r>
+        <w:t>convention.fond_propre</w:t>
       </w:r>
       <w:proofErr w:type="spellEnd"/>
       <w:r>
@@ -12577,39 +12504,15 @@
       </w:r>
       <w:proofErr w:type="spellEnd"/>
       <w:r>
-        <w:t xml:space="preserve"> </w:t>
-      </w:r>
-      <w:proofErr w:type="gramStart"/>
-      <w:r>
-        <w:t>%}Fond</w:t>
-      </w:r>
-      <w:proofErr w:type="gramEnd"/>
-      <w:r>
-        <w:t xml:space="preserve"> propre : </w:t>
-      </w:r>
-      <w:proofErr w:type="gramStart"/>
-      <w:r>
-        <w:t xml:space="preserve">{{ </w:t>
-      </w:r>
-      <w:proofErr w:type="spellStart"/>
-      <w:r>
-        <w:t>convention</w:t>
-      </w:r>
-      <w:proofErr w:type="gramEnd"/>
-      <w:r>
-        <w:t>.fond_propre|</w:t>
-      </w:r>
-      <w:proofErr w:type="gramStart"/>
-      <w:r>
-        <w:t>f</w:t>
-      </w:r>
-      <w:proofErr w:type="spellEnd"/>
-      <w:r>
-        <w:t xml:space="preserve"> }</w:t>
-      </w:r>
-      <w:proofErr w:type="gramEnd"/>
-      <w:r>
-        <w:t>} €</w:t>
+        <w:t xml:space="preserve"> %}Fond propre : {{ </w:t>
+      </w:r>
+      <w:proofErr w:type="spellStart"/>
+      <w:r>
+        <w:t>convention.fond_propre|f</w:t>
+      </w:r>
+      <w:proofErr w:type="spellEnd"/>
+      <w:r>
+        <w:t xml:space="preserve"> }} €</w:t>
       </w:r>
     </w:p>
     <w:p>
@@ -12630,41 +12533,20 @@
       </w:r>
       <w:proofErr w:type="spellEnd"/>
       <w:r>
-        <w:t xml:space="preserve"> </w:t>
-      </w:r>
-      <w:proofErr w:type="gramStart"/>
-      <w:r>
-        <w:t>%}Date</w:t>
-      </w:r>
-      <w:proofErr w:type="gramEnd"/>
-      <w:r>
-        <w:t xml:space="preserve"> d'achèvement de la construction ou certificat de conformité : </w:t>
+        <w:t xml:space="preserve"> %}Date d'achèvement de la construction ou certificat de conformité : </w:t>
       </w:r>
       <w:bookmarkStart w:id="16" w:name="Construc"/>
       <w:bookmarkEnd w:id="16"/>
-      <w:proofErr w:type="gramStart"/>
       <w:r>
         <w:t xml:space="preserve">{{ </w:t>
       </w:r>
       <w:proofErr w:type="spellStart"/>
       <w:r>
-        <w:t>programme</w:t>
-      </w:r>
-      <w:proofErr w:type="gramEnd"/>
-      <w:r>
-        <w:t>.date_achevement|</w:t>
-      </w:r>
-      <w:proofErr w:type="gramStart"/>
-      <w:r>
-        <w:t>d</w:t>
-      </w:r>
-      <w:proofErr w:type="spellEnd"/>
-      <w:r>
-        <w:t xml:space="preserve"> }</w:t>
-      </w:r>
-      <w:proofErr w:type="gramEnd"/>
-      <w:r>
-        <w:t>}</w:t>
+        <w:t>programme.date_achevement|d</w:t>
+      </w:r>
+      <w:proofErr w:type="spellEnd"/>
+      <w:r>
+        <w:t xml:space="preserve"> }}</w:t>
       </w:r>
     </w:p>
     <w:p>
@@ -12687,19 +12569,11 @@
         <w:t xml:space="preserve">D. Historique des financements publics dont le programme a bénéficié depuis sa construction : {% if </w:t>
       </w:r>
       <w:proofErr w:type="spellStart"/>
-      <w:proofErr w:type="gramStart"/>
-      <w:r>
-        <w:rPr>
-          <w:color w:val="000000"/>
-        </w:rPr>
-        <w:t>convention.historique</w:t>
-      </w:r>
-      <w:proofErr w:type="gramEnd"/>
-      <w:r>
-        <w:rPr>
-          <w:color w:val="000000"/>
-        </w:rPr>
-        <w:t>_financement_public</w:t>
+      <w:r>
+        <w:rPr>
+          <w:color w:val="000000"/>
+        </w:rPr>
+        <w:t>convention.historique_financement_public</w:t>
       </w:r>
       <w:proofErr w:type="spellEnd"/>
       <w:r>
@@ -12722,7 +12596,6 @@
           <w:color w:val="000000"/>
         </w:rPr>
       </w:pPr>
-      <w:proofErr w:type="gramStart"/>
       <w:r>
         <w:rPr>
           <w:color w:val="000000"/>
@@ -12734,35 +12607,14 @@
         <w:rPr>
           <w:color w:val="000000"/>
         </w:rPr>
-        <w:t>convention</w:t>
-      </w:r>
-      <w:proofErr w:type="gramEnd"/>
-      <w:r>
-        <w:rPr>
-          <w:color w:val="000000"/>
-        </w:rPr>
-        <w:t>.historique_financement_</w:t>
-      </w:r>
-      <w:proofErr w:type="gramStart"/>
-      <w:r>
-        <w:rPr>
-          <w:color w:val="000000"/>
-        </w:rPr>
-        <w:t>public</w:t>
-      </w:r>
-      <w:proofErr w:type="spellEnd"/>
-      <w:r>
-        <w:rPr>
-          <w:color w:val="000000"/>
-        </w:rPr>
-        <w:t xml:space="preserve"> }}{</w:t>
-      </w:r>
-      <w:proofErr w:type="gramEnd"/>
-      <w:r>
-        <w:rPr>
-          <w:color w:val="000000"/>
-        </w:rPr>
-        <w:t xml:space="preserve">% </w:t>
+        <w:t>convention.historique_financement_public</w:t>
+      </w:r>
+      <w:proofErr w:type="spellEnd"/>
+      <w:r>
+        <w:rPr>
+          <w:color w:val="000000"/>
+        </w:rPr>
+        <w:t xml:space="preserve"> }}{% </w:t>
       </w:r>
       <w:proofErr w:type="spellStart"/>
       <w:r>
@@ -12796,19 +12648,11 @@
       </w:r>
       <w:proofErr w:type="spellStart"/>
       <w:r>
-        <w:t>administration.get_ville_signature_or_</w:t>
-      </w:r>
-      <w:proofErr w:type="gramStart"/>
-      <w:r>
-        <w:t>empty</w:t>
-      </w:r>
-      <w:proofErr w:type="spellEnd"/>
-      <w:r>
-        <w:t>() }</w:t>
-      </w:r>
-      <w:proofErr w:type="gramEnd"/>
-      <w:r>
-        <w:t>}, le</w:t>
+        <w:t>administration.get_ville_signature_or_empty</w:t>
+      </w:r>
+      <w:proofErr w:type="spellEnd"/>
+      <w:r>
+        <w:t>() }}, le</w:t>
       </w:r>
     </w:p>
     <w:p>
@@ -12823,52 +12667,23 @@
         <w:jc w:val="both"/>
       </w:pPr>
       <w:r>
-        <w:t>Le propriétaire (6), {</w:t>
-      </w:r>
-      <w:proofErr w:type="gramStart"/>
-      <w:r>
-        <w:t>%  if</w:t>
-      </w:r>
-      <w:proofErr w:type="gramEnd"/>
-      <w:r>
-        <w:t xml:space="preserve"> </w:t>
-      </w:r>
-      <w:proofErr w:type="spellStart"/>
-      <w:proofErr w:type="gramStart"/>
-      <w:r>
-        <w:t>convention.signataire</w:t>
-      </w:r>
-      <w:proofErr w:type="gramEnd"/>
-      <w:r>
-        <w:t>_bloc_signature</w:t>
-      </w:r>
-      <w:proofErr w:type="spellEnd"/>
-      <w:r>
-        <w:t xml:space="preserve"> </w:t>
-      </w:r>
-      <w:proofErr w:type="gramStart"/>
-      <w:r>
-        <w:t xml:space="preserve">%}{{ </w:t>
-      </w:r>
-      <w:proofErr w:type="spellStart"/>
-      <w:r>
-        <w:t>convention</w:t>
-      </w:r>
-      <w:proofErr w:type="gramEnd"/>
-      <w:r>
-        <w:t>.signataire_bloc_signature|default_empty_if_</w:t>
-      </w:r>
-      <w:proofErr w:type="gramStart"/>
-      <w:r>
-        <w:t>none</w:t>
-      </w:r>
-      <w:proofErr w:type="spellEnd"/>
-      <w:r>
-        <w:t xml:space="preserve"> }}{</w:t>
-      </w:r>
-      <w:proofErr w:type="gramEnd"/>
-      <w:r>
-        <w:t xml:space="preserve">% </w:t>
+        <w:t xml:space="preserve">Le propriétaire (6), {%  if </w:t>
+      </w:r>
+      <w:proofErr w:type="spellStart"/>
+      <w:r>
+        <w:t>convention.signataire_bloc_signature</w:t>
+      </w:r>
+      <w:proofErr w:type="spellEnd"/>
+      <w:r>
+        <w:t xml:space="preserve"> %}{{ </w:t>
+      </w:r>
+      <w:proofErr w:type="spellStart"/>
+      <w:r>
+        <w:t>convention.signataire_bloc_signature|default_empty_if_none</w:t>
+      </w:r>
+      <w:proofErr w:type="spellEnd"/>
+      <w:r>
+        <w:t xml:space="preserve"> }}{% </w:t>
       </w:r>
       <w:proofErr w:type="spellStart"/>
       <w:r>
@@ -12876,31 +12691,15 @@
       </w:r>
       <w:proofErr w:type="spellEnd"/>
       <w:r>
-        <w:t xml:space="preserve"> %} </w:t>
-      </w:r>
-      <w:proofErr w:type="gramStart"/>
-      <w:r>
-        <w:t xml:space="preserve">{{ </w:t>
-      </w:r>
-      <w:proofErr w:type="spellStart"/>
-      <w:r>
-        <w:t>bailleur</w:t>
-      </w:r>
-      <w:proofErr w:type="gramEnd"/>
-      <w:r>
-        <w:t>.signataire_bloc_signature|default_empty_if_</w:t>
-      </w:r>
-      <w:proofErr w:type="gramStart"/>
-      <w:r>
-        <w:t>none</w:t>
-      </w:r>
-      <w:proofErr w:type="spellEnd"/>
-      <w:r>
-        <w:t xml:space="preserve"> }}{</w:t>
-      </w:r>
-      <w:proofErr w:type="gramEnd"/>
-      <w:r>
-        <w:t xml:space="preserve">% </w:t>
+        <w:t xml:space="preserve"> %} {{ </w:t>
+      </w:r>
+      <w:proofErr w:type="spellStart"/>
+      <w:r>
+        <w:t>bailleur.signataire_bloc_signature|default_empty_if_none</w:t>
+      </w:r>
+      <w:proofErr w:type="spellEnd"/>
+      <w:r>
+        <w:t xml:space="preserve"> }}{% </w:t>
       </w:r>
       <w:proofErr w:type="spellStart"/>
       <w:r>
@@ -12941,23 +12740,7 @@
         <w:jc w:val="both"/>
       </w:pPr>
       <w:r>
-        <w:t xml:space="preserve">Le gestionnaire (6), </w:t>
-      </w:r>
-      <w:proofErr w:type="gramStart"/>
-      <w:r>
-        <w:t>{{ convention</w:t>
-      </w:r>
-      <w:proofErr w:type="gramEnd"/>
-      <w:r>
-        <w:t>.gestionnaire_signataire_bloc_signature|default_empty_if_</w:t>
-      </w:r>
-      <w:proofErr w:type="gramStart"/>
-      <w:r>
-        <w:t>none }</w:t>
-      </w:r>
-      <w:proofErr w:type="gramEnd"/>
-      <w:r>
-        <w:t>}</w:t>
+        <w:t>Le gestionnaire (6), {{ convention.gestionnaire_signataire_bloc_signature|default_empty_if_none }}</w:t>
       </w:r>
     </w:p>
     <w:p>
@@ -13002,118 +12785,60 @@
         <w:rPr>
           <w:shd w:val="clear" w:color="auto" w:fill="FFFFFF"/>
         </w:rPr>
-        <w:t xml:space="preserve">Le préfet, le président de l'établissement public de coopération intercommunale, du conseil </w:t>
-      </w:r>
-      <w:proofErr w:type="gramStart"/>
+        <w:t xml:space="preserve">Le préfet, le président de l'établissement public de coopération intercommunale, du conseil départemental{% if </w:t>
+      </w:r>
+      <w:proofErr w:type="spellStart"/>
       <w:r>
         <w:rPr>
           <w:shd w:val="clear" w:color="auto" w:fill="FFFFFF"/>
         </w:rPr>
-        <w:t>départemental{</w:t>
-      </w:r>
-      <w:proofErr w:type="gramEnd"/>
+        <w:t>outre_mer</w:t>
+      </w:r>
+      <w:proofErr w:type="spellEnd"/>
       <w:r>
         <w:rPr>
           <w:shd w:val="clear" w:color="auto" w:fill="FFFFFF"/>
         </w:rPr>
-        <w:t xml:space="preserve">% if </w:t>
+        <w:t xml:space="preserve"> %} de Guadeloupe, de La Réunion, de Mayotte, de l'assemblée de Guyane, du conseil exécutif de Martinique,{% </w:t>
       </w:r>
       <w:proofErr w:type="spellStart"/>
       <w:r>
         <w:rPr>
           <w:shd w:val="clear" w:color="auto" w:fill="FFFFFF"/>
         </w:rPr>
-        <w:t>outre_mer</w:t>
+        <w:t>else</w:t>
       </w:r>
       <w:proofErr w:type="spellEnd"/>
       <w:r>
         <w:rPr>
           <w:shd w:val="clear" w:color="auto" w:fill="FFFFFF"/>
         </w:rPr>
-        <w:t xml:space="preserve"> %} de Guadeloupe, de La Réunion, de Mayotte, de l'assemblée de Guyane, du conseil exécutif de </w:t>
-      </w:r>
-      <w:proofErr w:type="gramStart"/>
+        <w:t xml:space="preserve"> %}, de la métropole de Lyon, de la métropole du Grand Paris, de la métropole d’Aix-Marseille-Provence, ou du conseil exécutif de Corse,{% </w:t>
+      </w:r>
+      <w:proofErr w:type="spellStart"/>
       <w:r>
         <w:rPr>
           <w:shd w:val="clear" w:color="auto" w:fill="FFFFFF"/>
         </w:rPr>
-        <w:t>Martinique,{</w:t>
-      </w:r>
-      <w:proofErr w:type="gramEnd"/>
+        <w:t>endif</w:t>
+      </w:r>
+      <w:proofErr w:type="spellEnd"/>
       <w:r>
         <w:rPr>
           <w:shd w:val="clear" w:color="auto" w:fill="FFFFFF"/>
         </w:rPr>
-        <w:t xml:space="preserve">% </w:t>
-      </w:r>
-      <w:proofErr w:type="spellStart"/>
-      <w:r>
-        <w:rPr>
-          <w:shd w:val="clear" w:color="auto" w:fill="FFFFFF"/>
-        </w:rPr>
-        <w:t>else</w:t>
-      </w:r>
-      <w:proofErr w:type="spellEnd"/>
-      <w:r>
-        <w:rPr>
-          <w:shd w:val="clear" w:color="auto" w:fill="FFFFFF"/>
-        </w:rPr>
-        <w:t xml:space="preserve"> %}, de la métropole de Lyon, de la métropole du Grand Paris, de la métropole d’Aix-Marseille-Provence, ou du conseil exécutif de </w:t>
-      </w:r>
-      <w:proofErr w:type="gramStart"/>
-      <w:r>
-        <w:rPr>
-          <w:shd w:val="clear" w:color="auto" w:fill="FFFFFF"/>
-        </w:rPr>
-        <w:t>Corse,{</w:t>
-      </w:r>
-      <w:proofErr w:type="gramEnd"/>
-      <w:r>
-        <w:rPr>
-          <w:shd w:val="clear" w:color="auto" w:fill="FFFFFF"/>
-        </w:rPr>
-        <w:t xml:space="preserve">% </w:t>
-      </w:r>
-      <w:proofErr w:type="spellStart"/>
-      <w:r>
-        <w:rPr>
-          <w:shd w:val="clear" w:color="auto" w:fill="FFFFFF"/>
-        </w:rPr>
-        <w:t>endif</w:t>
-      </w:r>
-      <w:proofErr w:type="spellEnd"/>
-      <w:r>
-        <w:rPr>
-          <w:shd w:val="clear" w:color="auto" w:fill="FFFFFF"/>
-        </w:rPr>
         <w:t xml:space="preserve"> %}</w:t>
       </w:r>
       <w:r>
-        <w:t xml:space="preserve"> </w:t>
-      </w:r>
-      <w:proofErr w:type="gramStart"/>
-      <w:r>
-        <w:t xml:space="preserve">{{ </w:t>
-      </w:r>
-      <w:proofErr w:type="spellStart"/>
-      <w:r>
-        <w:t>administration</w:t>
-      </w:r>
-      <w:proofErr w:type="gramEnd"/>
-      <w:r>
-        <w:t>.signataire_bloc_signature|default_empty_if_</w:t>
-      </w:r>
-      <w:proofErr w:type="gramStart"/>
-      <w:r>
-        <w:t>none</w:t>
-      </w:r>
-      <w:proofErr w:type="spellEnd"/>
-      <w:r>
-        <w:t xml:space="preserve"> }</w:t>
-      </w:r>
-      <w:proofErr w:type="gramEnd"/>
-      <w:r>
-        <w:t>}</w:t>
+        <w:t xml:space="preserve"> {{ </w:t>
+      </w:r>
+      <w:proofErr w:type="spellStart"/>
+      <w:r>
+        <w:t>administration.signataire_bloc_signature|default_empty_if_none</w:t>
+      </w:r>
+      <w:proofErr w:type="spellEnd"/>
+      <w:r>
+        <w:t xml:space="preserve"> }}</w:t>
       </w:r>
     </w:p>
     <w:p>
@@ -13199,25 +12924,25 @@
           <w:bCs/>
           <w:color w:val="000000"/>
         </w:rPr>
-        <w:t xml:space="preserve">ANNEXE [B] À LA CONVENTION ANNEXÉE À L'ARTICLE R. 373-3 DU CODE DE LA CONSTRUCTION ET DE L'HABITATION OUVRANT DROIT À L'APL DANS LES RÉSIDENCES </w:t>
-      </w:r>
-      <w:proofErr w:type="gramStart"/>
+        <w:t xml:space="preserve">ANNEXE [B] À LA CONVENTION ANNEXÉE À L'ARTICLE R. 373-3 DU CODE DE LA CONSTRUCTION ET DE L'HABITATION OUVRANT DROIT À L'APL DANS LES RÉSIDENCES SOCIALES{% </w:t>
+      </w:r>
+      <w:proofErr w:type="spellStart"/>
       <w:r>
         <w:rPr>
           <w:b/>
           <w:bCs/>
           <w:color w:val="000000"/>
         </w:rPr>
-        <w:t>SOCIALES{</w:t>
-      </w:r>
-      <w:proofErr w:type="gramEnd"/>
+        <w:t>else</w:t>
+      </w:r>
+      <w:proofErr w:type="spellEnd"/>
       <w:r>
         <w:rPr>
           <w:b/>
           <w:bCs/>
           <w:color w:val="000000"/>
         </w:rPr>
-        <w:t xml:space="preserve">% </w:t>
+        <w:t xml:space="preserve"> %}Annexe II à la convention n° 2 annexée au III de l'article R. 353-159 du code de la construction et de l'habitation ouvrant droit à l'APL{% </w:t>
       </w:r>
       <w:proofErr w:type="spellStart"/>
       <w:r>
@@ -13226,7 +12951,7 @@
           <w:bCs/>
           <w:color w:val="000000"/>
         </w:rPr>
-        <w:t>else</w:t>
+        <w:t>endif</w:t>
       </w:r>
       <w:proofErr w:type="spellEnd"/>
       <w:r>
@@ -13235,61 +12960,61 @@
           <w:bCs/>
           <w:color w:val="000000"/>
         </w:rPr>
-        <w:t xml:space="preserve"> </w:t>
-      </w:r>
-      <w:proofErr w:type="gramStart"/>
-      <w:r>
+        <w:t xml:space="preserve"> %}</w:t>
+      </w:r>
+    </w:p>
+    <w:p>
+      <w:pPr>
+        <w:jc w:val="center"/>
         <w:rPr>
           <w:b/>
           <w:bCs/>
           <w:color w:val="000000"/>
         </w:rPr>
-        <w:t>%}Annexe</w:t>
-      </w:r>
-      <w:proofErr w:type="gramEnd"/>
+      </w:pPr>
       <w:r>
         <w:rPr>
           <w:b/>
           <w:bCs/>
           <w:color w:val="000000"/>
         </w:rPr>
-        <w:t xml:space="preserve"> II à la convention n° 2 annexée au III de l'article R. 353-159 du code de la construction et de l'habitation ouvrant droit à </w:t>
-      </w:r>
-      <w:proofErr w:type="gramStart"/>
+        <w:t xml:space="preserve">{% if </w:t>
+      </w:r>
+      <w:proofErr w:type="spellStart"/>
       <w:r>
         <w:rPr>
           <w:b/>
           <w:bCs/>
           <w:color w:val="000000"/>
         </w:rPr>
-        <w:t>l'APL{</w:t>
-      </w:r>
-      <w:proofErr w:type="gramEnd"/>
+        <w:t>outre_mer</w:t>
+      </w:r>
+      <w:proofErr w:type="spellEnd"/>
       <w:r>
         <w:rPr>
           <w:b/>
           <w:bCs/>
           <w:color w:val="000000"/>
         </w:rPr>
-        <w:t xml:space="preserve">% </w:t>
-      </w:r>
-      <w:proofErr w:type="spellStart"/>
-      <w:r>
+        <w:t xml:space="preserve"> %}</w:t>
+      </w:r>
+    </w:p>
+    <w:p>
+      <w:pPr>
+        <w:jc w:val="center"/>
         <w:rPr>
           <w:b/>
           <w:bCs/>
           <w:color w:val="000000"/>
         </w:rPr>
-        <w:t>endif</w:t>
-      </w:r>
-      <w:proofErr w:type="spellEnd"/>
+      </w:pPr>
       <w:r>
         <w:rPr>
           <w:b/>
           <w:bCs/>
           <w:color w:val="000000"/>
         </w:rPr>
-        <w:t xml:space="preserve"> %}</w:t>
+        <w:t>Projet social</w:t>
       </w:r>
     </w:p>
     <w:p>
@@ -13307,7 +13032,7 @@
           <w:bCs/>
           <w:color w:val="000000"/>
         </w:rPr>
-        <w:t xml:space="preserve">{% if </w:t>
+        <w:t xml:space="preserve">{% </w:t>
       </w:r>
       <w:proofErr w:type="spellStart"/>
       <w:r>
@@ -13316,7 +13041,7 @@
           <w:bCs/>
           <w:color w:val="000000"/>
         </w:rPr>
-        <w:t>outre_mer</w:t>
+        <w:t>endif</w:t>
       </w:r>
       <w:proofErr w:type="spellEnd"/>
       <w:r>
@@ -13330,35 +13055,318 @@
     </w:p>
     <w:p>
       <w:pPr>
-        <w:jc w:val="center"/>
-        <w:rPr>
-          <w:b/>
-          <w:bCs/>
-          <w:color w:val="000000"/>
-        </w:rPr>
-      </w:pPr>
-      <w:r>
-        <w:rPr>
-          <w:b/>
-          <w:bCs/>
-          <w:color w:val="000000"/>
-        </w:rPr>
-        <w:t>Projet social</w:t>
-      </w:r>
-    </w:p>
-    <w:p>
-      <w:pPr>
-        <w:jc w:val="center"/>
-        <w:rPr>
-          <w:b/>
-          <w:bCs/>
-          <w:color w:val="000000"/>
-        </w:rPr>
-      </w:pPr>
-      <w:r>
-        <w:rPr>
-          <w:b/>
-          <w:bCs/>
+        <w:rPr>
+          <w:color w:val="000000"/>
+        </w:rPr>
+      </w:pPr>
+      <w:r>
+        <w:rPr>
+          <w:color w:val="000000"/>
+        </w:rPr>
+        <w:t>Préciser, parmi les personnes ayant des difficultés particulières d'accès au logement au sens de l'article 1er de la loi n° 90-449 du 31 mai 1990, les personnes ou familles qui seront accueillies dans la résidence sociale objet de la présente convention ainsi que les situations particulières auxquelles la résidence a vocation à répondre :</w:t>
+      </w:r>
+    </w:p>
+    <w:p>
+      <w:pPr>
+        <w:rPr>
+          <w:color w:val="000000"/>
+        </w:rPr>
+      </w:pPr>
+    </w:p>
+    <w:p>
+      <w:pPr>
+        <w:rPr>
+          <w:color w:val="000000"/>
+        </w:rPr>
+      </w:pPr>
+      <w:r>
+        <w:rPr>
+          <w:color w:val="000000"/>
+        </w:rPr>
+        <w:t>Préciser si des actions spécifiques sont prévues pour le relogement et l'accompagnement social, notamment si la résidence sociale a pour vocation d'accueillir les populations prioritaires au sens de l'article 4 de la loi du 31 mai 1990 :</w:t>
+      </w:r>
+    </w:p>
+    <w:p>
+      <w:pPr>
+        <w:rPr>
+          <w:color w:val="000000"/>
+        </w:rPr>
+      </w:pPr>
+    </w:p>
+    <w:p>
+      <w:pPr>
+        <w:rPr>
+          <w:color w:val="000000"/>
+        </w:rPr>
+      </w:pPr>
+      <w:r>
+        <w:rPr>
+          <w:color w:val="000000"/>
+        </w:rPr>
+        <w:t xml:space="preserve">Conditions spécifiques d'accueil : </w:t>
+      </w:r>
+    </w:p>
+    <w:p>
+      <w:pPr>
+        <w:rPr>
+          <w:color w:val="000000"/>
+        </w:rPr>
+      </w:pPr>
+      <w:r>
+        <w:rPr>
+          <w:color w:val="000000"/>
+        </w:rPr>
+        <w:t xml:space="preserve">{% if </w:t>
+      </w:r>
+      <w:proofErr w:type="spellStart"/>
+      <w:r>
+        <w:rPr>
+          <w:color w:val="000000"/>
+        </w:rPr>
+        <w:t>convention.attribution_inclusif_conditions_specifiques</w:t>
+      </w:r>
+      <w:proofErr w:type="spellEnd"/>
+      <w:r>
+        <w:rPr>
+          <w:color w:val="000000"/>
+        </w:rPr>
+        <w:t xml:space="preserve"> %}</w:t>
+      </w:r>
+    </w:p>
+    <w:p>
+      <w:pPr>
+        <w:ind w:left="708"/>
+        <w:rPr>
+          <w:color w:val="000000"/>
+        </w:rPr>
+      </w:pPr>
+      <w:r>
+        <w:rPr>
+          <w:color w:val="000000"/>
+        </w:rPr>
+        <w:t xml:space="preserve">{{ </w:t>
+      </w:r>
+      <w:proofErr w:type="spellStart"/>
+      <w:r>
+        <w:rPr>
+          <w:color w:val="000000"/>
+        </w:rPr>
+        <w:t>convention.attribution_inclusif_conditions_specifiques</w:t>
+      </w:r>
+      <w:proofErr w:type="spellEnd"/>
+      <w:r>
+        <w:rPr>
+          <w:color w:val="000000"/>
+        </w:rPr>
+        <w:t xml:space="preserve"> }}</w:t>
+      </w:r>
+    </w:p>
+    <w:p>
+      <w:pPr>
+        <w:rPr>
+          <w:color w:val="000000"/>
+        </w:rPr>
+      </w:pPr>
+      <w:r>
+        <w:rPr>
+          <w:color w:val="000000"/>
+        </w:rPr>
+        <w:t xml:space="preserve">{%- </w:t>
+      </w:r>
+      <w:proofErr w:type="spellStart"/>
+      <w:r>
+        <w:rPr>
+          <w:color w:val="000000"/>
+        </w:rPr>
+        <w:t>endif</w:t>
+      </w:r>
+      <w:proofErr w:type="spellEnd"/>
+      <w:r>
+        <w:rPr>
+          <w:color w:val="000000"/>
+        </w:rPr>
+        <w:t xml:space="preserve"> %}</w:t>
+      </w:r>
+    </w:p>
+    <w:p>
+      <w:pPr>
+        <w:rPr>
+          <w:color w:val="000000"/>
+        </w:rPr>
+      </w:pPr>
+    </w:p>
+    <w:p>
+      <w:pPr>
+        <w:rPr>
+          <w:color w:val="000000"/>
+        </w:rPr>
+      </w:pPr>
+      <w:r>
+        <w:rPr>
+          <w:color w:val="000000"/>
+        </w:rPr>
+        <w:t xml:space="preserve">Conditions d'admission dans la résidence sociale : </w:t>
+      </w:r>
+    </w:p>
+    <w:p>
+      <w:pPr>
+        <w:rPr>
+          <w:color w:val="000000"/>
+        </w:rPr>
+      </w:pPr>
+      <w:r>
+        <w:rPr>
+          <w:color w:val="000000"/>
+        </w:rPr>
+        <w:t xml:space="preserve">{% if </w:t>
+      </w:r>
+      <w:proofErr w:type="spellStart"/>
+      <w:r>
+        <w:rPr>
+          <w:color w:val="000000"/>
+        </w:rPr>
+        <w:t>convention.attribution_inclusif_conditions_admission</w:t>
+      </w:r>
+      <w:proofErr w:type="spellEnd"/>
+      <w:r>
+        <w:rPr>
+          <w:color w:val="000000"/>
+        </w:rPr>
+        <w:t xml:space="preserve"> %}</w:t>
+      </w:r>
+    </w:p>
+    <w:p>
+      <w:pPr>
+        <w:ind w:left="708"/>
+        <w:rPr>
+          <w:color w:val="000000"/>
+        </w:rPr>
+      </w:pPr>
+      <w:r>
+        <w:rPr>
+          <w:color w:val="000000"/>
+        </w:rPr>
+        <w:t xml:space="preserve">{{ </w:t>
+      </w:r>
+      <w:proofErr w:type="spellStart"/>
+      <w:r>
+        <w:rPr>
+          <w:color w:val="000000"/>
+        </w:rPr>
+        <w:t>convention.attribution_inclusif_conditions_admission</w:t>
+      </w:r>
+      <w:proofErr w:type="spellEnd"/>
+      <w:r>
+        <w:rPr>
+          <w:color w:val="000000"/>
+        </w:rPr>
+        <w:t xml:space="preserve"> }}</w:t>
+      </w:r>
+    </w:p>
+    <w:p>
+      <w:pPr>
+        <w:rPr>
+          <w:color w:val="000000"/>
+        </w:rPr>
+      </w:pPr>
+      <w:r>
+        <w:rPr>
+          <w:color w:val="000000"/>
+        </w:rPr>
+        <w:t xml:space="preserve">{%- </w:t>
+      </w:r>
+      <w:proofErr w:type="spellStart"/>
+      <w:r>
+        <w:rPr>
+          <w:color w:val="000000"/>
+        </w:rPr>
+        <w:t>endif</w:t>
+      </w:r>
+      <w:proofErr w:type="spellEnd"/>
+      <w:r>
+        <w:rPr>
+          <w:color w:val="000000"/>
+        </w:rPr>
+        <w:t xml:space="preserve"> %}</w:t>
+      </w:r>
+    </w:p>
+    <w:p>
+      <w:pPr>
+        <w:rPr>
+          <w:color w:val="000000"/>
+        </w:rPr>
+      </w:pPr>
+    </w:p>
+    <w:p>
+      <w:pPr>
+        <w:rPr>
+          <w:color w:val="000000"/>
+        </w:rPr>
+      </w:pPr>
+      <w:r>
+        <w:rPr>
+          <w:color w:val="000000"/>
+        </w:rPr>
+        <w:t>Durée maximale de l'accueil et conditions de son renouvellement :</w:t>
+      </w:r>
+    </w:p>
+    <w:p>
+      <w:pPr>
+        <w:rPr>
+          <w:color w:val="000000"/>
+        </w:rPr>
+      </w:pPr>
+    </w:p>
+    <w:p>
+      <w:pPr>
+        <w:rPr>
+          <w:color w:val="000000"/>
+        </w:rPr>
+      </w:pPr>
+      <w:r>
+        <w:rPr>
+          <w:color w:val="000000"/>
+        </w:rPr>
+        <w:t xml:space="preserve">Modalités d'attribution [organisme ou instance {% if </w:t>
+      </w:r>
+      <w:proofErr w:type="spellStart"/>
+      <w:r>
+        <w:rPr>
+          <w:color w:val="000000"/>
+        </w:rPr>
+        <w:t>outre_mer</w:t>
+      </w:r>
+      <w:proofErr w:type="spellEnd"/>
+      <w:r>
+        <w:rPr>
+          <w:color w:val="000000"/>
+        </w:rPr>
+        <w:t xml:space="preserve"> %}ayant procédé à la désignation{% </w:t>
+      </w:r>
+      <w:proofErr w:type="spellStart"/>
+      <w:r>
+        <w:rPr>
+          <w:color w:val="000000"/>
+        </w:rPr>
+        <w:t>else</w:t>
+      </w:r>
+      <w:proofErr w:type="spellEnd"/>
+      <w:r>
+        <w:rPr>
+          <w:color w:val="000000"/>
+        </w:rPr>
+        <w:t xml:space="preserve"> %}</w:t>
+      </w:r>
+      <w:proofErr w:type="spellStart"/>
+      <w:r>
+        <w:rPr>
+          <w:color w:val="000000"/>
+        </w:rPr>
+        <w:t>désignataire</w:t>
+      </w:r>
+      <w:proofErr w:type="spellEnd"/>
+      <w:r>
+        <w:rPr>
           <w:color w:val="000000"/>
         </w:rPr>
         <w:t xml:space="preserve">{% </w:t>
@@ -13366,8 +13374,6 @@
       <w:proofErr w:type="spellStart"/>
       <w:r>
         <w:rPr>
-          <w:b/>
-          <w:bCs/>
           <w:color w:val="000000"/>
         </w:rPr>
         <w:t>endif</w:t>
@@ -13375,8 +13381,42 @@
       <w:proofErr w:type="spellEnd"/>
       <w:r>
         <w:rPr>
-          <w:b/>
-          <w:bCs/>
+          <w:color w:val="000000"/>
+        </w:rPr>
+        <w:t xml:space="preserve"> %}, type de public, conditions d'accès]</w:t>
+      </w:r>
+      <w:r>
+        <w:t> </w:t>
+      </w:r>
+      <w:r>
+        <w:rPr>
+          <w:color w:val="000000"/>
+        </w:rPr>
+        <w:t xml:space="preserve">: </w:t>
+      </w:r>
+    </w:p>
+    <w:p>
+      <w:pPr>
+        <w:rPr>
+          <w:color w:val="000000"/>
+        </w:rPr>
+      </w:pPr>
+      <w:r>
+        <w:rPr>
+          <w:color w:val="000000"/>
+        </w:rPr>
+        <w:t xml:space="preserve">{% if </w:t>
+      </w:r>
+      <w:proofErr w:type="spellStart"/>
+      <w:r>
+        <w:rPr>
+          <w:color w:val="000000"/>
+        </w:rPr>
+        <w:t>convention.attribution_inclusif_modalites_attribution</w:t>
+      </w:r>
+      <w:proofErr w:type="spellEnd"/>
+      <w:r>
+        <w:rPr>
           <w:color w:val="000000"/>
         </w:rPr>
         <w:t xml:space="preserve"> %}</w:t>
@@ -13384,114 +13424,11 @@
     </w:p>
     <w:p>
       <w:pPr>
-        <w:rPr>
-          <w:color w:val="000000"/>
-        </w:rPr>
-      </w:pPr>
-      <w:r>
-        <w:rPr>
-          <w:color w:val="000000"/>
-        </w:rPr>
-        <w:t xml:space="preserve">Préciser, parmi les personnes </w:t>
-      </w:r>
-      <w:proofErr w:type="gramStart"/>
-      <w:r>
-        <w:rPr>
-          <w:color w:val="000000"/>
-        </w:rPr>
-        <w:t>ayant</w:t>
-      </w:r>
-      <w:proofErr w:type="gramEnd"/>
-      <w:r>
-        <w:rPr>
-          <w:color w:val="000000"/>
-        </w:rPr>
-        <w:t xml:space="preserve"> des difficultés particulières d'accès au logement au sens de l'article 1er de la loi n° 90-449 du 31 mai 1990, les personnes ou familles qui seront accueillies dans la résidence sociale objet de la présente convention ainsi que les situations particulières auxquelles la résidence a vocation à répondre :</w:t>
-      </w:r>
-    </w:p>
-    <w:p>
-      <w:pPr>
-        <w:rPr>
-          <w:color w:val="000000"/>
-        </w:rPr>
-      </w:pPr>
-    </w:p>
-    <w:p>
-      <w:pPr>
-        <w:rPr>
-          <w:color w:val="000000"/>
-        </w:rPr>
-      </w:pPr>
-      <w:r>
-        <w:rPr>
-          <w:color w:val="000000"/>
-        </w:rPr>
-        <w:t>Préciser si des actions spécifiques sont prévues pour le relogement et l'accompagnement social, notamment si la résidence sociale a pour vocation d'accueillir les populations prioritaires au sens de l'article 4 de la loi du 31 mai 1990 :</w:t>
-      </w:r>
-    </w:p>
-    <w:p>
-      <w:pPr>
-        <w:rPr>
-          <w:color w:val="000000"/>
-        </w:rPr>
-      </w:pPr>
-    </w:p>
-    <w:p>
-      <w:pPr>
-        <w:rPr>
-          <w:color w:val="000000"/>
-        </w:rPr>
-      </w:pPr>
-      <w:r>
-        <w:rPr>
-          <w:color w:val="000000"/>
-        </w:rPr>
-        <w:t xml:space="preserve">Conditions spécifiques d'accueil : </w:t>
-      </w:r>
-    </w:p>
-    <w:p>
-      <w:pPr>
-        <w:rPr>
-          <w:color w:val="000000"/>
-        </w:rPr>
-      </w:pPr>
-      <w:r>
-        <w:rPr>
-          <w:color w:val="000000"/>
-        </w:rPr>
-        <w:t xml:space="preserve">{% if </w:t>
-      </w:r>
-      <w:proofErr w:type="spellStart"/>
-      <w:proofErr w:type="gramStart"/>
-      <w:r>
-        <w:rPr>
-          <w:color w:val="000000"/>
-        </w:rPr>
-        <w:t>convention.attribution</w:t>
-      </w:r>
-      <w:proofErr w:type="gramEnd"/>
-      <w:r>
-        <w:rPr>
-          <w:color w:val="000000"/>
-        </w:rPr>
-        <w:t>_inclusif_conditions_specifiques</w:t>
-      </w:r>
-      <w:proofErr w:type="spellEnd"/>
-      <w:r>
-        <w:rPr>
-          <w:color w:val="000000"/>
-        </w:rPr>
-        <w:t xml:space="preserve"> %}</w:t>
-      </w:r>
-    </w:p>
-    <w:p>
-      <w:pPr>
         <w:ind w:left="708"/>
         <w:rPr>
           <w:color w:val="000000"/>
         </w:rPr>
       </w:pPr>
-      <w:proofErr w:type="gramStart"/>
       <w:r>
         <w:rPr>
           <w:color w:val="000000"/>
@@ -13503,420 +13440,14 @@
         <w:rPr>
           <w:color w:val="000000"/>
         </w:rPr>
-        <w:t>convention</w:t>
-      </w:r>
-      <w:proofErr w:type="gramEnd"/>
-      <w:r>
-        <w:rPr>
-          <w:color w:val="000000"/>
-        </w:rPr>
-        <w:t>.attribution_inclusif_conditions_</w:t>
-      </w:r>
-      <w:proofErr w:type="gramStart"/>
-      <w:r>
-        <w:rPr>
-          <w:color w:val="000000"/>
-        </w:rPr>
-        <w:t>specifiques</w:t>
-      </w:r>
-      <w:proofErr w:type="spellEnd"/>
-      <w:r>
-        <w:rPr>
-          <w:color w:val="000000"/>
-        </w:rPr>
-        <w:t xml:space="preserve"> }</w:t>
-      </w:r>
-      <w:proofErr w:type="gramEnd"/>
-      <w:r>
-        <w:rPr>
-          <w:color w:val="000000"/>
-        </w:rPr>
-        <w:t>}</w:t>
-      </w:r>
-    </w:p>
-    <w:p>
-      <w:pPr>
-        <w:rPr>
-          <w:color w:val="000000"/>
-        </w:rPr>
-      </w:pPr>
-      <w:r>
-        <w:rPr>
-          <w:color w:val="000000"/>
-        </w:rPr>
-        <w:t xml:space="preserve">{%- </w:t>
-      </w:r>
-      <w:proofErr w:type="spellStart"/>
-      <w:r>
-        <w:rPr>
-          <w:color w:val="000000"/>
-        </w:rPr>
-        <w:t>endif</w:t>
-      </w:r>
-      <w:proofErr w:type="spellEnd"/>
-      <w:r>
-        <w:rPr>
-          <w:color w:val="000000"/>
-        </w:rPr>
-        <w:t xml:space="preserve"> %}</w:t>
-      </w:r>
-    </w:p>
-    <w:p>
-      <w:pPr>
-        <w:rPr>
-          <w:color w:val="000000"/>
-        </w:rPr>
-      </w:pPr>
-    </w:p>
-    <w:p>
-      <w:pPr>
-        <w:rPr>
-          <w:color w:val="000000"/>
-        </w:rPr>
-      </w:pPr>
-      <w:r>
-        <w:rPr>
-          <w:color w:val="000000"/>
-        </w:rPr>
-        <w:t xml:space="preserve">Conditions d'admission dans la résidence sociale : </w:t>
-      </w:r>
-    </w:p>
-    <w:p>
-      <w:pPr>
-        <w:rPr>
-          <w:color w:val="000000"/>
-        </w:rPr>
-      </w:pPr>
-      <w:r>
-        <w:rPr>
-          <w:color w:val="000000"/>
-        </w:rPr>
-        <w:t xml:space="preserve">{% if </w:t>
-      </w:r>
-      <w:proofErr w:type="spellStart"/>
-      <w:proofErr w:type="gramStart"/>
-      <w:r>
-        <w:rPr>
-          <w:color w:val="000000"/>
-        </w:rPr>
-        <w:t>convention.attribution</w:t>
-      </w:r>
-      <w:proofErr w:type="gramEnd"/>
-      <w:r>
-        <w:rPr>
-          <w:color w:val="000000"/>
-        </w:rPr>
-        <w:t>_inclusif_conditions_admission</w:t>
-      </w:r>
-      <w:proofErr w:type="spellEnd"/>
-      <w:r>
-        <w:rPr>
-          <w:color w:val="000000"/>
-        </w:rPr>
-        <w:t xml:space="preserve"> %}</w:t>
-      </w:r>
-    </w:p>
-    <w:p>
-      <w:pPr>
-        <w:ind w:left="708"/>
-        <w:rPr>
-          <w:color w:val="000000"/>
-        </w:rPr>
-      </w:pPr>
-      <w:proofErr w:type="gramStart"/>
-      <w:r>
-        <w:rPr>
-          <w:color w:val="000000"/>
-        </w:rPr>
-        <w:t xml:space="preserve">{{ </w:t>
-      </w:r>
-      <w:proofErr w:type="spellStart"/>
-      <w:r>
-        <w:rPr>
-          <w:color w:val="000000"/>
-        </w:rPr>
-        <w:t>convention</w:t>
-      </w:r>
-      <w:proofErr w:type="gramEnd"/>
-      <w:r>
-        <w:rPr>
-          <w:color w:val="000000"/>
-        </w:rPr>
-        <w:t>.attribution_inclusif_conditions_</w:t>
-      </w:r>
-      <w:proofErr w:type="gramStart"/>
-      <w:r>
-        <w:rPr>
-          <w:color w:val="000000"/>
-        </w:rPr>
-        <w:t>admission</w:t>
-      </w:r>
-      <w:proofErr w:type="spellEnd"/>
-      <w:r>
-        <w:rPr>
-          <w:color w:val="000000"/>
-        </w:rPr>
-        <w:t xml:space="preserve"> }</w:t>
-      </w:r>
-      <w:proofErr w:type="gramEnd"/>
-      <w:r>
-        <w:rPr>
-          <w:color w:val="000000"/>
-        </w:rPr>
-        <w:t>}</w:t>
-      </w:r>
-    </w:p>
-    <w:p>
-      <w:pPr>
-        <w:rPr>
-          <w:color w:val="000000"/>
-        </w:rPr>
-      </w:pPr>
-      <w:r>
-        <w:rPr>
-          <w:color w:val="000000"/>
-        </w:rPr>
-        <w:t xml:space="preserve">{%- </w:t>
-      </w:r>
-      <w:proofErr w:type="spellStart"/>
-      <w:r>
-        <w:rPr>
-          <w:color w:val="000000"/>
-        </w:rPr>
-        <w:t>endif</w:t>
-      </w:r>
-      <w:proofErr w:type="spellEnd"/>
-      <w:r>
-        <w:rPr>
-          <w:color w:val="000000"/>
-        </w:rPr>
-        <w:t xml:space="preserve"> %}</w:t>
-      </w:r>
-    </w:p>
-    <w:p>
-      <w:pPr>
-        <w:rPr>
-          <w:color w:val="000000"/>
-        </w:rPr>
-      </w:pPr>
-    </w:p>
-    <w:p>
-      <w:pPr>
-        <w:rPr>
-          <w:color w:val="000000"/>
-        </w:rPr>
-      </w:pPr>
-      <w:r>
-        <w:rPr>
-          <w:color w:val="000000"/>
-        </w:rPr>
-        <w:t>Durée maximale de l'accueil et conditions de son renouvellement :</w:t>
-      </w:r>
-    </w:p>
-    <w:p>
-      <w:pPr>
-        <w:rPr>
-          <w:color w:val="000000"/>
-        </w:rPr>
-      </w:pPr>
-    </w:p>
-    <w:p>
-      <w:pPr>
-        <w:rPr>
-          <w:color w:val="000000"/>
-        </w:rPr>
-      </w:pPr>
-      <w:r>
-        <w:rPr>
-          <w:color w:val="000000"/>
-        </w:rPr>
-        <w:t xml:space="preserve">Modalités d'attribution [organisme ou instance {% if </w:t>
-      </w:r>
-      <w:proofErr w:type="spellStart"/>
-      <w:r>
-        <w:rPr>
-          <w:color w:val="000000"/>
-        </w:rPr>
-        <w:t>outre_mer</w:t>
-      </w:r>
-      <w:proofErr w:type="spellEnd"/>
-      <w:r>
-        <w:rPr>
-          <w:color w:val="000000"/>
-        </w:rPr>
-        <w:t xml:space="preserve"> </w:t>
-      </w:r>
-      <w:proofErr w:type="gramStart"/>
-      <w:r>
-        <w:rPr>
-          <w:color w:val="000000"/>
-        </w:rPr>
-        <w:t>%}ayant</w:t>
-      </w:r>
-      <w:proofErr w:type="gramEnd"/>
-      <w:r>
-        <w:rPr>
-          <w:color w:val="000000"/>
-        </w:rPr>
-        <w:t xml:space="preserve"> procédé à la </w:t>
-      </w:r>
-      <w:proofErr w:type="gramStart"/>
-      <w:r>
-        <w:rPr>
-          <w:color w:val="000000"/>
-        </w:rPr>
-        <w:t>désignation{</w:t>
-      </w:r>
-      <w:proofErr w:type="gramEnd"/>
-      <w:r>
-        <w:rPr>
-          <w:color w:val="000000"/>
-        </w:rPr>
-        <w:t xml:space="preserve">% </w:t>
-      </w:r>
-      <w:proofErr w:type="spellStart"/>
-      <w:r>
-        <w:rPr>
-          <w:color w:val="000000"/>
-        </w:rPr>
-        <w:t>else</w:t>
-      </w:r>
-      <w:proofErr w:type="spellEnd"/>
-      <w:r>
-        <w:rPr>
-          <w:color w:val="000000"/>
-        </w:rPr>
-        <w:t xml:space="preserve"> </w:t>
-      </w:r>
-      <w:proofErr w:type="gramStart"/>
-      <w:r>
-        <w:rPr>
-          <w:color w:val="000000"/>
-        </w:rPr>
-        <w:t>%}</w:t>
-      </w:r>
-      <w:proofErr w:type="spellStart"/>
-      <w:r>
-        <w:rPr>
-          <w:color w:val="000000"/>
-        </w:rPr>
-        <w:t>désignataire</w:t>
-      </w:r>
-      <w:proofErr w:type="spellEnd"/>
-      <w:proofErr w:type="gramEnd"/>
-      <w:r>
-        <w:rPr>
-          <w:color w:val="000000"/>
-        </w:rPr>
-        <w:t xml:space="preserve">{% </w:t>
-      </w:r>
-      <w:proofErr w:type="spellStart"/>
-      <w:r>
-        <w:rPr>
-          <w:color w:val="000000"/>
-        </w:rPr>
-        <w:t>endif</w:t>
-      </w:r>
-      <w:proofErr w:type="spellEnd"/>
-      <w:r>
-        <w:rPr>
-          <w:color w:val="000000"/>
-        </w:rPr>
-        <w:t xml:space="preserve"> %}, type de public, conditions d'accès]</w:t>
-      </w:r>
-      <w:r>
-        <w:t> </w:t>
-      </w:r>
-      <w:r>
-        <w:rPr>
-          <w:color w:val="000000"/>
-        </w:rPr>
-        <w:t xml:space="preserve">: </w:t>
-      </w:r>
-    </w:p>
-    <w:p>
-      <w:pPr>
-        <w:rPr>
-          <w:color w:val="000000"/>
-        </w:rPr>
-      </w:pPr>
-      <w:r>
-        <w:rPr>
-          <w:color w:val="000000"/>
-        </w:rPr>
-        <w:t xml:space="preserve">{% if </w:t>
-      </w:r>
-      <w:proofErr w:type="spellStart"/>
-      <w:proofErr w:type="gramStart"/>
-      <w:r>
-        <w:rPr>
-          <w:color w:val="000000"/>
-        </w:rPr>
-        <w:t>convention.attribution</w:t>
-      </w:r>
-      <w:proofErr w:type="gramEnd"/>
-      <w:r>
-        <w:rPr>
-          <w:color w:val="000000"/>
-        </w:rPr>
-        <w:t>_inclusif_modalites_attribution</w:t>
-      </w:r>
-      <w:proofErr w:type="spellEnd"/>
-      <w:r>
-        <w:rPr>
-          <w:color w:val="000000"/>
-        </w:rPr>
-        <w:t xml:space="preserve"> %}</w:t>
-      </w:r>
-    </w:p>
-    <w:p>
-      <w:pPr>
-        <w:ind w:left="708"/>
-        <w:rPr>
-          <w:color w:val="000000"/>
-        </w:rPr>
-      </w:pPr>
-      <w:proofErr w:type="gramStart"/>
-      <w:r>
-        <w:rPr>
-          <w:color w:val="000000"/>
-        </w:rPr>
-        <w:t xml:space="preserve">{{ </w:t>
-      </w:r>
-      <w:proofErr w:type="spellStart"/>
-      <w:r>
-        <w:rPr>
-          <w:color w:val="000000"/>
-        </w:rPr>
-        <w:t>convention</w:t>
-      </w:r>
-      <w:proofErr w:type="gramEnd"/>
-      <w:r>
-        <w:rPr>
-          <w:color w:val="000000"/>
-        </w:rPr>
-        <w:t>.attribution_inclusif_modalites_</w:t>
-      </w:r>
-      <w:proofErr w:type="gramStart"/>
-      <w:r>
-        <w:rPr>
-          <w:color w:val="000000"/>
-        </w:rPr>
-        <w:t>attribution</w:t>
-      </w:r>
-      <w:proofErr w:type="spellEnd"/>
-      <w:r>
-        <w:rPr>
-          <w:color w:val="000000"/>
-        </w:rPr>
-        <w:t xml:space="preserve"> }</w:t>
-      </w:r>
-      <w:proofErr w:type="gramEnd"/>
-      <w:r>
-        <w:rPr>
-          <w:color w:val="000000"/>
-        </w:rPr>
-        <w:t>}</w:t>
+        <w:t>convention.attribution_inclusif_modalites_attribution</w:t>
+      </w:r>
+      <w:proofErr w:type="spellEnd"/>
+      <w:r>
+        <w:rPr>
+          <w:color w:val="000000"/>
+        </w:rPr>
+        <w:t xml:space="preserve"> }}</w:t>
       </w:r>
     </w:p>
     <w:p>
@@ -14022,19 +13553,11 @@
       </w:r>
       <w:proofErr w:type="spellStart"/>
       <w:r>
-        <w:t>administration.get_ville_signature_or_</w:t>
-      </w:r>
-      <w:proofErr w:type="gramStart"/>
-      <w:r>
-        <w:t>empty</w:t>
-      </w:r>
-      <w:proofErr w:type="spellEnd"/>
-      <w:r>
-        <w:t>() }</w:t>
-      </w:r>
-      <w:proofErr w:type="gramEnd"/>
-      <w:r>
-        <w:t>}, le</w:t>
+        <w:t>administration.get_ville_signature_or_empty</w:t>
+      </w:r>
+      <w:proofErr w:type="spellEnd"/>
+      <w:r>
+        <w:t>() }}, le</w:t>
       </w:r>
     </w:p>
     <w:p>
@@ -14049,31 +13572,15 @@
         <w:jc w:val="both"/>
       </w:pPr>
       <w:r>
-        <w:t xml:space="preserve">Le propriétaire (6), </w:t>
-      </w:r>
-      <w:proofErr w:type="gramStart"/>
-      <w:r>
-        <w:t xml:space="preserve">{{ </w:t>
-      </w:r>
-      <w:proofErr w:type="spellStart"/>
-      <w:r>
-        <w:t>convention</w:t>
-      </w:r>
-      <w:proofErr w:type="gramEnd"/>
-      <w:r>
-        <w:t>.signataire_bloc_signature|default_empty_if_</w:t>
-      </w:r>
-      <w:proofErr w:type="gramStart"/>
-      <w:r>
-        <w:t>none</w:t>
-      </w:r>
-      <w:proofErr w:type="spellEnd"/>
-      <w:r>
-        <w:t xml:space="preserve"> }</w:t>
-      </w:r>
-      <w:proofErr w:type="gramEnd"/>
-      <w:r>
-        <w:t>}</w:t>
+        <w:t xml:space="preserve">Le propriétaire (6), {{ </w:t>
+      </w:r>
+      <w:proofErr w:type="spellStart"/>
+      <w:r>
+        <w:t>convention.signataire_bloc_signature|default_empty_if_none</w:t>
+      </w:r>
+      <w:proofErr w:type="spellEnd"/>
+      <w:r>
+        <w:t xml:space="preserve"> }}</w:t>
       </w:r>
     </w:p>
     <w:p>
@@ -14112,23 +13619,7 @@
         <w:jc w:val="both"/>
       </w:pPr>
       <w:r>
-        <w:t xml:space="preserve">Le gestionnaire (6), </w:t>
-      </w:r>
-      <w:proofErr w:type="gramStart"/>
-      <w:r>
-        <w:t>{{ convention</w:t>
-      </w:r>
-      <w:proofErr w:type="gramEnd"/>
-      <w:r>
-        <w:t>.gestionnaire_signataire_bloc_signature|default_empty_if_</w:t>
-      </w:r>
-      <w:proofErr w:type="gramStart"/>
-      <w:r>
-        <w:t>none }</w:t>
-      </w:r>
-      <w:proofErr w:type="gramEnd"/>
-      <w:r>
-        <w:t>}</w:t>
+        <w:t>Le gestionnaire (6), {{ convention.gestionnaire_signataire_bloc_signature|default_empty_if_none }}</w:t>
       </w:r>
     </w:p>
     <w:p>
@@ -14173,118 +13664,60 @@
         <w:rPr>
           <w:shd w:val="clear" w:color="auto" w:fill="FFFFFF"/>
         </w:rPr>
-        <w:t xml:space="preserve">Le préfet, le président de l'établissement public de coopération intercommunale, du conseil </w:t>
-      </w:r>
-      <w:proofErr w:type="gramStart"/>
+        <w:t xml:space="preserve">Le préfet, le président de l'établissement public de coopération intercommunale, du conseil départemental{% if </w:t>
+      </w:r>
+      <w:proofErr w:type="spellStart"/>
       <w:r>
         <w:rPr>
           <w:shd w:val="clear" w:color="auto" w:fill="FFFFFF"/>
         </w:rPr>
-        <w:t>départemental{</w:t>
-      </w:r>
-      <w:proofErr w:type="gramEnd"/>
+        <w:t>outre_mer</w:t>
+      </w:r>
+      <w:proofErr w:type="spellEnd"/>
       <w:r>
         <w:rPr>
           <w:shd w:val="clear" w:color="auto" w:fill="FFFFFF"/>
         </w:rPr>
-        <w:t xml:space="preserve">% if </w:t>
+        <w:t xml:space="preserve"> %} de Guadeloupe, de La Réunion, de Mayotte, de l'assemblée de Guyane, du conseil exécutif de Martinique,{% </w:t>
       </w:r>
       <w:proofErr w:type="spellStart"/>
       <w:r>
         <w:rPr>
           <w:shd w:val="clear" w:color="auto" w:fill="FFFFFF"/>
         </w:rPr>
-        <w:t>outre_mer</w:t>
+        <w:t>else</w:t>
       </w:r>
       <w:proofErr w:type="spellEnd"/>
       <w:r>
         <w:rPr>
           <w:shd w:val="clear" w:color="auto" w:fill="FFFFFF"/>
         </w:rPr>
-        <w:t xml:space="preserve"> %} de Guadeloupe, de La Réunion, de Mayotte, de l'assemblée de Guyane, du conseil exécutif de </w:t>
-      </w:r>
-      <w:proofErr w:type="gramStart"/>
+        <w:t xml:space="preserve"> %}, de la métropole de Lyon, de la métropole du Grand Paris, de la métropole d’Aix-Marseille-Provence, ou du conseil exécutif de Corse,{% </w:t>
+      </w:r>
+      <w:proofErr w:type="spellStart"/>
       <w:r>
         <w:rPr>
           <w:shd w:val="clear" w:color="auto" w:fill="FFFFFF"/>
         </w:rPr>
-        <w:t>Martinique,{</w:t>
-      </w:r>
-      <w:proofErr w:type="gramEnd"/>
+        <w:t>endif</w:t>
+      </w:r>
+      <w:proofErr w:type="spellEnd"/>
       <w:r>
         <w:rPr>
           <w:shd w:val="clear" w:color="auto" w:fill="FFFFFF"/>
         </w:rPr>
-        <w:t xml:space="preserve">% </w:t>
-      </w:r>
-      <w:proofErr w:type="spellStart"/>
-      <w:r>
-        <w:rPr>
-          <w:shd w:val="clear" w:color="auto" w:fill="FFFFFF"/>
-        </w:rPr>
-        <w:t>else</w:t>
-      </w:r>
-      <w:proofErr w:type="spellEnd"/>
-      <w:r>
-        <w:rPr>
-          <w:shd w:val="clear" w:color="auto" w:fill="FFFFFF"/>
-        </w:rPr>
-        <w:t xml:space="preserve"> %}, de la métropole de Lyon, de la métropole du Grand Paris, de la métropole d’Aix-Marseille-Provence, ou du conseil exécutif de </w:t>
-      </w:r>
-      <w:proofErr w:type="gramStart"/>
-      <w:r>
-        <w:rPr>
-          <w:shd w:val="clear" w:color="auto" w:fill="FFFFFF"/>
-        </w:rPr>
-        <w:t>Corse,{</w:t>
-      </w:r>
-      <w:proofErr w:type="gramEnd"/>
-      <w:r>
-        <w:rPr>
-          <w:shd w:val="clear" w:color="auto" w:fill="FFFFFF"/>
-        </w:rPr>
-        <w:t xml:space="preserve">% </w:t>
-      </w:r>
-      <w:proofErr w:type="spellStart"/>
-      <w:r>
-        <w:rPr>
-          <w:shd w:val="clear" w:color="auto" w:fill="FFFFFF"/>
-        </w:rPr>
-        <w:t>endif</w:t>
-      </w:r>
-      <w:proofErr w:type="spellEnd"/>
-      <w:r>
-        <w:rPr>
-          <w:shd w:val="clear" w:color="auto" w:fill="FFFFFF"/>
-        </w:rPr>
         <w:t xml:space="preserve"> %}</w:t>
       </w:r>
       <w:r>
-        <w:t xml:space="preserve"> </w:t>
-      </w:r>
-      <w:proofErr w:type="gramStart"/>
-      <w:r>
-        <w:t xml:space="preserve">{{ </w:t>
-      </w:r>
-      <w:proofErr w:type="spellStart"/>
-      <w:r>
-        <w:t>administration</w:t>
-      </w:r>
-      <w:proofErr w:type="gramEnd"/>
-      <w:r>
-        <w:t>.signataire_bloc_signature|default_empty_if_</w:t>
-      </w:r>
-      <w:proofErr w:type="gramStart"/>
-      <w:r>
-        <w:t>none</w:t>
-      </w:r>
-      <w:proofErr w:type="spellEnd"/>
-      <w:r>
-        <w:t xml:space="preserve"> }</w:t>
-      </w:r>
-      <w:proofErr w:type="gramEnd"/>
-      <w:r>
-        <w:t>}</w:t>
+        <w:t xml:space="preserve"> {{ </w:t>
+      </w:r>
+      <w:proofErr w:type="spellStart"/>
+      <w:r>
+        <w:t>administration.signataire_bloc_signature|default_empty_if_none</w:t>
+      </w:r>
+      <w:proofErr w:type="spellEnd"/>
+      <w:r>
+        <w:t xml:space="preserve"> }}</w:t>
       </w:r>
     </w:p>
     <w:p>
@@ -14434,24 +13867,10 @@
           <w:sz w:val="16"/>
           <w:szCs w:val="16"/>
         </w:rPr>
-        <w:t xml:space="preserve">(7) Etablie conformément à l'article 7 du décret n° 55-22 du 4 janvier 1955 modifié portant réforme de la publicité </w:t>
-      </w:r>
-      <w:proofErr w:type="gramStart"/>
-      <w:r>
-        <w:rPr>
-          <w:rFonts w:cs="TimesNewRomanPSMT"/>
-          <w:color w:val="000000"/>
-          <w:sz w:val="16"/>
-          <w:szCs w:val="16"/>
-        </w:rPr>
-        <w:t>foncière.</w:t>
-      </w:r>
-      <w:r>
-        <w:t>{</w:t>
-      </w:r>
-      <w:proofErr w:type="gramEnd"/>
-      <w:r>
-        <w:t xml:space="preserve">% if not </w:t>
+        <w:t>(7) Etablie conformément à l'article 7 du décret n° 55-22 du 4 janvier 1955 modifié portant réforme de la publicité foncière.</w:t>
+      </w:r>
+      <w:r>
+        <w:t xml:space="preserve">{% if not </w:t>
       </w:r>
       <w:proofErr w:type="spellStart"/>
       <w:r>
@@ -14475,21 +13894,7 @@
           <w:szCs w:val="22"/>
         </w:rPr>
         <w:lastRenderedPageBreak/>
-        <w:t xml:space="preserve">Le </w:t>
-      </w:r>
-      <w:proofErr w:type="gramStart"/>
-      <w:r>
-        <w:rPr>
-          <w:szCs w:val="22"/>
-        </w:rPr>
-        <w:t>Préfet</w:t>
-      </w:r>
-      <w:proofErr w:type="gramEnd"/>
-      <w:r>
-        <w:rPr>
-          <w:szCs w:val="22"/>
-        </w:rPr>
-        <w:t xml:space="preserve">, ou lorsqu'un établissement public de coopération intercommunale ou un département a signé une convention mentionnée aux articles L.301-5-1 et L.301-5-2, le président de l'établissement public de coopération intercommunale ou du conseil départemental, soussigné certifie la présente copie, établie sur </w:t>
+        <w:t xml:space="preserve">Le Préfet, ou lorsqu'un établissement public de coopération intercommunale ou un département a signé une convention mentionnée aux articles L.301-5-1 et L.301-5-2, le président de l'établissement public de coopération intercommunale ou du conseil départemental, soussigné certifie la présente copie, établie sur </w:t>
       </w:r>
       <w:r>
         <w:rPr>
@@ -14571,7 +13976,6 @@
       </w:r>
       <w:bookmarkStart w:id="17" w:name="Siret2"/>
       <w:bookmarkEnd w:id="17"/>
-      <w:proofErr w:type="gramStart"/>
       <w:r>
         <w:rPr>
           <w:color w:val="000000"/>
@@ -14589,7 +13993,6 @@
         </w:rPr>
         <w:t>bailleur</w:t>
       </w:r>
-      <w:proofErr w:type="gramEnd"/>
       <w:r>
         <w:rPr>
           <w:color w:val="000000"/>
@@ -14598,7 +14001,6 @@
         </w:rPr>
         <w:t>_</w:t>
       </w:r>
-      <w:proofErr w:type="gramStart"/>
       <w:r>
         <w:rPr>
           <w:color w:val="000000"/>
@@ -14614,16 +14016,7 @@
           <w:szCs w:val="22"/>
           <w:lang w:eastAsia="fr-FR"/>
         </w:rPr>
-        <w:t xml:space="preserve"> }</w:t>
-      </w:r>
-      <w:proofErr w:type="gramEnd"/>
-      <w:r>
-        <w:rPr>
-          <w:color w:val="000000"/>
-          <w:szCs w:val="22"/>
-          <w:lang w:eastAsia="fr-FR"/>
-        </w:rPr>
-        <w:t>}</w:t>
+        <w:t xml:space="preserve"> }}</w:t>
       </w:r>
     </w:p>
     <w:p>
@@ -14689,29 +14082,16 @@
         </w:rPr>
         <w:t xml:space="preserve">A </w:t>
       </w:r>
-      <w:proofErr w:type="gramStart"/>
       <w:r>
         <w:t xml:space="preserve">{{ </w:t>
       </w:r>
       <w:proofErr w:type="spellStart"/>
       <w:r>
-        <w:t>administration.get</w:t>
-      </w:r>
-      <w:proofErr w:type="gramEnd"/>
-      <w:r>
-        <w:t>_ville_signature_or_</w:t>
-      </w:r>
-      <w:proofErr w:type="gramStart"/>
-      <w:r>
-        <w:t>empty</w:t>
-      </w:r>
-      <w:proofErr w:type="spellEnd"/>
-      <w:r>
-        <w:t>() }</w:t>
-      </w:r>
-      <w:proofErr w:type="gramEnd"/>
-      <w:r>
-        <w:t>}</w:t>
+        <w:t>administration.get_ville_signature_or_empty</w:t>
+      </w:r>
+      <w:proofErr w:type="spellEnd"/>
+      <w:r>
+        <w:t>() }}</w:t>
       </w:r>
       <w:r>
         <w:rPr>
@@ -14740,31 +14120,15 @@
         <w:jc w:val="both"/>
       </w:pPr>
       <w:r>
-        <w:t xml:space="preserve">Le préfet, le président de l'établissement public de coopération intercommunale, du conseil départemental, de la métropole de Lyon ou du conseil exécutif de Corse, </w:t>
-      </w:r>
-      <w:proofErr w:type="gramStart"/>
-      <w:r>
-        <w:t xml:space="preserve">{{ </w:t>
-      </w:r>
-      <w:proofErr w:type="spellStart"/>
-      <w:r>
-        <w:t>administration</w:t>
-      </w:r>
-      <w:proofErr w:type="gramEnd"/>
-      <w:r>
-        <w:t>.signataire_bloc_signature|default_empty_if_</w:t>
-      </w:r>
-      <w:proofErr w:type="gramStart"/>
-      <w:r>
-        <w:t>none</w:t>
-      </w:r>
-      <w:proofErr w:type="spellEnd"/>
-      <w:r>
-        <w:t xml:space="preserve"> }}{</w:t>
-      </w:r>
-      <w:proofErr w:type="gramEnd"/>
-      <w:r>
-        <w:t xml:space="preserve">% </w:t>
+        <w:t xml:space="preserve">Le préfet, le président de l'établissement public de coopération intercommunale, du conseil départemental, de la métropole de Lyon ou du conseil exécutif de Corse, {{ </w:t>
+      </w:r>
+      <w:proofErr w:type="spellStart"/>
+      <w:r>
+        <w:t>administration.signataire_bloc_signature|default_empty_if_none</w:t>
+      </w:r>
+      <w:proofErr w:type="spellEnd"/>
+      <w:r>
+        <w:t xml:space="preserve"> }}{% </w:t>
       </w:r>
       <w:proofErr w:type="spellStart"/>
       <w:r>
@@ -15381,519 +14745,6 @@
 
 <file path=word/header3.xml><?xml version="1.0" encoding="utf-8"?>
 <w:hdr xmlns:wpc="http://schemas.microsoft.com/office/word/2010/wordprocessingCanvas" xmlns:cx="http://schemas.microsoft.com/office/drawing/2014/chartex" xmlns:cx1="http://schemas.microsoft.com/office/drawing/2015/9/8/chartex" xmlns:cx2="http://schemas.microsoft.com/office/drawing/2015/10/21/chartex" xmlns:cx3="http://schemas.microsoft.com/office/drawing/2016/5/9/chartex" xmlns:cx4="http://schemas.microsoft.com/office/drawing/2016/5/10/chartex" xmlns:cx5="http://schemas.microsoft.com/office/drawing/2016/5/11/chartex" xmlns:cx6="http://schemas.microsoft.com/office/drawing/2016/5/12/chartex" xmlns:cx7="http://schemas.microsoft.com/office/drawing/2016/5/13/chartex" xmlns:cx8="http://schemas.microsoft.com/office/drawing/2016/5/14/chartex" xmlns:mc="http://schemas.openxmlformats.org/markup-compatibility/2006" xmlns:aink="http://schemas.microsoft.com/office/drawing/2016/ink" xmlns:am3d="http://schemas.microsoft.com/office/drawing/2017/model3d" xmlns:o="urn:schemas-microsoft-com:office:office" xmlns:oel="http://schemas.microsoft.com/office/2019/extlst" xmlns:r="http://schemas.openxmlformats.org/officeDocument/2006/relationships" xmlns:m="http://schemas.openxmlformats.org/officeDocument/2006/math" xmlns:v="urn:schemas-microsoft-com:vml" xmlns:wp14="http://schemas.microsoft.com/office/word/2010/wordprocessingDrawing" xmlns:wp="http://schemas.openxmlformats.org/drawingml/2006/wordprocessingDrawing" xmlns:w10="urn:schemas-microsoft-com:office:word" xmlns:w="http://schemas.openxmlformats.org/wordprocessingml/2006/main" xmlns:w14="http://schemas.microsoft.com/office/word/2010/wordml" xmlns:w15="http://schemas.microsoft.com/office/word/2012/wordml" xmlns:w16cex="http://schemas.microsoft.com/office/word/2018/wordml/cex" xmlns:w16cid="http://schemas.microsoft.com/office/word/2016/wordml/cid" xmlns:w16="http://schemas.microsoft.com/office/word/2018/wordml" xmlns:w16du="http://schemas.microsoft.com/office/word/2023/wordml/word16du" xmlns:w16sdtdh="http://schemas.microsoft.com/office/word/2020/wordml/sdtdatahash" xmlns:w16sdtfl="http://schemas.microsoft.com/office/word/2024/wordml/sdtformatlock" xmlns:w16se="http://schemas.microsoft.com/office/word/2015/wordml/symex" xmlns:wpg="http://schemas.microsoft.com/office/word/2010/wordprocessingGroup" xmlns:wpi="http://schemas.microsoft.com/office/word/2010/wordprocessingInk" xmlns:wne="http://schemas.microsoft.com/office/word/2006/wordml" xmlns:wps="http://schemas.microsoft.com/office/word/2010/wordprocessingShape" mc:Ignorable="w14 w15 w16se w16cid w16 w16cex w16sdtdh w16sdtfl w16du wp14">
-  <w:tbl>
-    <w:tblPr>
-      <w:tblStyle w:val="Grilledutableau"/>
-      <w:tblW w:w="8460" w:type="dxa"/>
-      <w:jc w:val="center"/>
-      <w:tblLayout w:type="fixed"/>
-      <w:tblLook w:val="04A0" w:firstRow="1" w:lastRow="0" w:firstColumn="1" w:lastColumn="0" w:noHBand="0" w:noVBand="1"/>
-    </w:tblPr>
-    <w:tblGrid>
-      <w:gridCol w:w="2937"/>
-      <w:gridCol w:w="2083"/>
-      <w:gridCol w:w="3440"/>
-    </w:tblGrid>
-    <w:tr>
-      <w:trPr>
-        <w:jc w:val="center"/>
-      </w:trPr>
-      <w:tc>
-        <w:tcPr>
-          <w:tcW w:w="8460" w:type="dxa"/>
-          <w:gridSpan w:val="3"/>
-          <w:tcBorders>
-            <w:top w:val="nil"/>
-            <w:left w:val="nil"/>
-            <w:right w:val="nil"/>
-          </w:tcBorders>
-        </w:tcPr>
-        <w:p>
-          <w:pPr>
-            <w:rPr>
-              <w:sz w:val="12"/>
-              <w:szCs w:val="12"/>
-            </w:rPr>
-          </w:pPr>
-        </w:p>
-        <w:p>
-          <w:pPr>
-            <w:jc w:val="center"/>
-          </w:pPr>
-          <w:r>
-            <w:rPr>
-              <w:noProof/>
-            </w:rPr>
-            <mc:AlternateContent>
-              <mc:Choice Requires="wps">
-                <w:drawing>
-                  <wp:anchor distT="0" distB="0" distL="0" distR="0" simplePos="0" relativeHeight="251655680" behindDoc="1" locked="0" layoutInCell="1" allowOverlap="1" wp14:anchorId="455A2351" wp14:editId="397DC926">
-                    <wp:simplePos x="0" y="0"/>
-                    <wp:positionH relativeFrom="column">
-                      <wp:posOffset>4092575</wp:posOffset>
-                    </wp:positionH>
-                    <wp:positionV relativeFrom="page">
-                      <wp:posOffset>184785</wp:posOffset>
-                    </wp:positionV>
-                    <wp:extent cx="798830" cy="306705"/>
-                    <wp:effectExtent l="0" t="0" r="0" b="0"/>
-                    <wp:wrapNone/>
-                    <wp:docPr id="557682694" name="Rectangle 4"/>
-                    <wp:cNvGraphicFramePr>
-                      <a:graphicFrameLocks xmlns:a="http://schemas.openxmlformats.org/drawingml/2006/main"/>
-                    </wp:cNvGraphicFramePr>
-                    <a:graphic xmlns:a="http://schemas.openxmlformats.org/drawingml/2006/main">
-                      <a:graphicData uri="http://schemas.microsoft.com/office/word/2010/wordprocessingShape">
-                        <wps:wsp>
-                          <wps:cNvSpPr>
-                            <a:spLocks/>
-                          </wps:cNvSpPr>
-                          <wps:spPr>
-                            <a:xfrm>
-                              <a:off x="0" y="0"/>
-                              <a:ext cx="798830" cy="306705"/>
-                            </a:xfrm>
-                            <a:prstGeom prst="rect">
-                              <a:avLst/>
-                            </a:prstGeom>
-                            <a:noFill/>
-                            <a:ln w="0">
-                              <a:noFill/>
-                            </a:ln>
-                          </wps:spPr>
-                          <wps:style>
-                            <a:lnRef idx="0">
-                              <a:scrgbClr r="0" g="0" b="0"/>
-                            </a:lnRef>
-                            <a:fillRef idx="0">
-                              <a:scrgbClr r="0" g="0" b="0"/>
-                            </a:fillRef>
-                            <a:effectRef idx="0">
-                              <a:scrgbClr r="0" g="0" b="0"/>
-                            </a:effectRef>
-                            <a:fontRef idx="minor"/>
-                          </wps:style>
-                          <wps:txbx>
-                            <w:txbxContent>
-                              <w:p>
-                                <w:pPr>
-                                  <w:pStyle w:val="Form12"/>
-                                  <w:jc w:val="center"/>
-                                </w:pPr>
-                                <w:r>
-                                  <w:rPr>
-                                    <w:sz w:val="20"/>
-                                  </w:rPr>
-                                  <w:t>N° 3265-SD</w:t>
-                                </w:r>
-                              </w:p>
-                              <w:p>
-                                <w:pPr>
-                                  <w:pStyle w:val="Form12"/>
-                                </w:pPr>
-                                <w:r>
-                                  <w:tab/>
-                                </w:r>
-                              </w:p>
-                            </w:txbxContent>
-                          </wps:txbx>
-                          <wps:bodyPr lIns="5760" tIns="5760" rIns="5760" bIns="5760" anchor="t" upright="1">
-                            <a:noAutofit/>
-                          </wps:bodyPr>
-                        </wps:wsp>
-                      </a:graphicData>
-                    </a:graphic>
-                    <wp14:sizeRelH relativeFrom="page">
-                      <wp14:pctWidth>0</wp14:pctWidth>
-                    </wp14:sizeRelH>
-                    <wp14:sizeRelV relativeFrom="page">
-                      <wp14:pctHeight>0</wp14:pctHeight>
-                    </wp14:sizeRelV>
-                  </wp:anchor>
-                </w:drawing>
-              </mc:Choice>
-              <mc:Fallback>
-                <w:pict>
-                  <v:rect w14:anchorId="455A2351" id="Rectangle 4" o:spid="_x0000_s1028" style="position:absolute;left:0;text-align:left;margin-left:322.25pt;margin-top:14.55pt;width:62.9pt;height:24.15pt;z-index:-251660800;visibility:visible;mso-wrap-style:square;mso-width-percent:0;mso-height-percent:0;mso-wrap-distance-left:0;mso-wrap-distance-top:0;mso-wrap-distance-right:0;mso-wrap-distance-bottom:0;mso-position-horizontal:absolute;mso-position-horizontal-relative:text;mso-position-vertical:absolute;mso-position-vertical-relative:page;mso-width-percent:0;mso-height-percent:0;mso-width-relative:page;mso-height-relative:page;v-text-anchor:top" o:gfxdata="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" filled="f" stroked="f" strokeweight="0">
-                    <v:textbox inset=".16mm,.16mm,.16mm,.16mm">
-                      <w:txbxContent>
-                        <w:p>
-                          <w:pPr>
-                            <w:pStyle w:val="Form12"/>
-                            <w:jc w:val="center"/>
-                          </w:pPr>
-                          <w:r>
-                            <w:rPr>
-                              <w:sz w:val="20"/>
-                            </w:rPr>
-                            <w:t>N° 3265-SD</w:t>
-                          </w:r>
-                        </w:p>
-                        <w:p>
-                          <w:pPr>
-                            <w:pStyle w:val="Form12"/>
-                          </w:pPr>
-                          <w:r>
-                            <w:tab/>
-                          </w:r>
-                        </w:p>
-                      </w:txbxContent>
-                    </v:textbox>
-                    <w10:wrap anchory="page"/>
-                  </v:rect>
-                </w:pict>
-              </mc:Fallback>
-            </mc:AlternateContent>
-          </w:r>
-          <w:r>
-            <w:rPr>
-              <w:noProof/>
-            </w:rPr>
-            <w:drawing>
-              <wp:inline distT="0" distB="0" distL="0" distR="0" wp14:anchorId="312081F1" wp14:editId="61818AD5">
-                <wp:extent cx="694690" cy="367030"/>
-                <wp:effectExtent l="0" t="0" r="0" b="0"/>
-                <wp:docPr id="9" name="Graphique 1" descr="Logo République française&#10;Marianne dans le drapeau avec devise liberté - égalité - fraternité "/>
-                <wp:cNvGraphicFramePr>
-                  <a:graphicFrameLocks xmlns:a="http://schemas.openxmlformats.org/drawingml/2006/main" noChangeAspect="1"/>
-                </wp:cNvGraphicFramePr>
-                <a:graphic xmlns:a="http://schemas.openxmlformats.org/drawingml/2006/main">
-                  <a:graphicData uri="http://schemas.openxmlformats.org/drawingml/2006/picture">
-                    <pic:pic xmlns:pic="http://schemas.openxmlformats.org/drawingml/2006/picture">
-                      <pic:nvPicPr>
-                        <pic:cNvPr id="9" name="Graphique 1" descr="Logo République française&#10;Marianne dans le drapeau avec devise liberté - égalité - fraternité "/>
-                        <pic:cNvPicPr>
-                          <a:picLocks noChangeAspect="1" noChangeArrowheads="1"/>
-                        </pic:cNvPicPr>
-                      </pic:nvPicPr>
-                      <pic:blipFill>
-                        <a:blip r:embed="rId1">
-                          <a:extLst>
-                            <a:ext uri="{96DAC541-7B7A-43D3-8B79-37D633B846F1}">
-                              <asvg:svgBlip xmlns:asvg="http://schemas.microsoft.com/office/drawing/2016/SVG/main" r:embed="rId2"/>
-                            </a:ext>
-                          </a:extLst>
-                        </a:blip>
-                        <a:stretch>
-                          <a:fillRect/>
-                        </a:stretch>
-                      </pic:blipFill>
-                      <pic:spPr bwMode="auto">
-                        <a:xfrm>
-                          <a:off x="0" y="0"/>
-                          <a:ext cx="694690" cy="367030"/>
-                        </a:xfrm>
-                        <a:prstGeom prst="rect">
-                          <a:avLst/>
-                        </a:prstGeom>
-                      </pic:spPr>
-                    </pic:pic>
-                  </a:graphicData>
-                </a:graphic>
-              </wp:inline>
-            </w:drawing>
-          </w:r>
-        </w:p>
-        <w:p>
-          <w:pPr>
-            <w:pStyle w:val="Form16"/>
-          </w:pPr>
-          <w:r>
-            <w:t>Formule de publication</w:t>
-          </w:r>
-        </w:p>
-        <w:p>
-          <w:pPr>
-            <w:pStyle w:val="Form9"/>
-          </w:pPr>
-          <w:r>
-            <w:t>(</w:t>
-          </w:r>
-          <w:proofErr w:type="gramStart"/>
-          <w:r>
-            <w:t>pour</w:t>
-          </w:r>
-          <w:proofErr w:type="gramEnd"/>
-          <w:r>
-            <w:t xml:space="preserve"> l'établissement d'expéditions, copies, extraits d'actes ou décisions judiciaires à publier)</w:t>
-          </w:r>
-        </w:p>
-        <w:p/>
-      </w:tc>
-    </w:tr>
-    <w:tr>
-      <w:trPr>
-        <w:jc w:val="center"/>
-      </w:trPr>
-      <w:tc>
-        <w:tcPr>
-          <w:tcW w:w="2937" w:type="dxa"/>
-          <w:tcBorders>
-            <w:left w:val="nil"/>
-          </w:tcBorders>
-        </w:tcPr>
-        <w:p>
-          <w:pPr>
-            <w:jc w:val="center"/>
-            <w:rPr>
-              <w:sz w:val="4"/>
-            </w:rPr>
-          </w:pPr>
-        </w:p>
-        <w:p>
-          <w:pPr>
-            <w:pStyle w:val="Form10C"/>
-            <w:rPr>
-              <w:sz w:val="4"/>
-            </w:rPr>
-          </w:pPr>
-        </w:p>
-        <w:p>
-          <w:pPr>
-            <w:jc w:val="center"/>
-          </w:pPr>
-          <w:r>
-            <w:rPr>
-              <w:sz w:val="20"/>
-              <w:lang w:eastAsia="fr-FR"/>
-            </w:rPr>
-            <w:t>SERVICE</w:t>
-          </w:r>
-        </w:p>
-        <w:p>
-          <w:pPr>
-            <w:jc w:val="center"/>
-          </w:pPr>
-          <w:r>
-            <w:rPr>
-              <w:sz w:val="20"/>
-              <w:lang w:eastAsia="fr-FR"/>
-            </w:rPr>
-            <w:t>DE</w:t>
-          </w:r>
-        </w:p>
-        <w:p>
-          <w:pPr>
-            <w:pStyle w:val="Form10C"/>
-          </w:pPr>
-          <w:r>
-            <w:rPr>
-              <w:lang w:eastAsia="fr-FR"/>
-            </w:rPr>
-            <w:t>LA PUBLICITE FONCIERE</w:t>
-          </w:r>
-        </w:p>
-        <w:p/>
-      </w:tc>
-      <w:tc>
-        <w:tcPr>
-          <w:tcW w:w="2083" w:type="dxa"/>
-        </w:tcPr>
-        <w:p>
-          <w:pPr>
-            <w:pStyle w:val="Form10C"/>
-            <w:rPr>
-              <w:sz w:val="4"/>
-              <w:szCs w:val="4"/>
-            </w:rPr>
-          </w:pPr>
-        </w:p>
-        <w:p>
-          <w:pPr>
-            <w:pStyle w:val="Form10C"/>
-          </w:pPr>
-          <w:r>
-            <w:t>DÉPÔT</w:t>
-          </w:r>
-        </w:p>
-        <w:p/>
-      </w:tc>
-      <w:tc>
-        <w:tcPr>
-          <w:tcW w:w="3440" w:type="dxa"/>
-          <w:tcBorders>
-            <w:right w:val="nil"/>
-          </w:tcBorders>
-        </w:tcPr>
-        <w:p>
-          <w:pPr>
-            <w:rPr>
-              <w:sz w:val="4"/>
-              <w:szCs w:val="4"/>
-            </w:rPr>
-          </w:pPr>
-        </w:p>
-        <w:p>
-          <w:pPr>
-            <w:rPr>
-              <w:sz w:val="20"/>
-              <w:szCs w:val="20"/>
-            </w:rPr>
-          </w:pPr>
-          <w:r>
-            <w:rPr>
-              <w:sz w:val="20"/>
-              <w:szCs w:val="20"/>
-            </w:rPr>
-            <w:t>DATE</w:t>
-          </w:r>
-        </w:p>
-        <w:p>
-          <w:pPr>
-            <w:rPr>
-              <w:sz w:val="20"/>
-              <w:szCs w:val="20"/>
-            </w:rPr>
-          </w:pPr>
-        </w:p>
-        <w:p>
-          <w:pPr>
-            <w:rPr>
-              <w:sz w:val="20"/>
-              <w:szCs w:val="20"/>
-            </w:rPr>
-          </w:pPr>
-        </w:p>
-        <w:p>
-          <w:pPr>
-            <w:rPr>
-              <w:sz w:val="20"/>
-              <w:szCs w:val="20"/>
-            </w:rPr>
-          </w:pPr>
-          <w:r>
-            <w:rPr>
-              <w:sz w:val="20"/>
-              <w:szCs w:val="20"/>
-            </w:rPr>
-            <w:t>VOL                      N°</w:t>
-          </w:r>
-        </w:p>
-      </w:tc>
-    </w:tr>
-    <w:tr>
-      <w:trPr>
-        <w:jc w:val="center"/>
-      </w:trPr>
-      <w:tc>
-        <w:tcPr>
-          <w:tcW w:w="2937" w:type="dxa"/>
-          <w:tcBorders>
-            <w:left w:val="nil"/>
-          </w:tcBorders>
-        </w:tcPr>
-        <w:p/>
-      </w:tc>
-      <w:tc>
-        <w:tcPr>
-          <w:tcW w:w="5523" w:type="dxa"/>
-          <w:gridSpan w:val="2"/>
-          <w:tcBorders>
-            <w:right w:val="nil"/>
-          </w:tcBorders>
-        </w:tcPr>
-        <w:p>
-          <w:pPr>
-            <w:rPr>
-              <w:sz w:val="10"/>
-            </w:rPr>
-          </w:pPr>
-        </w:p>
-        <w:p>
-          <w:pPr>
-            <w:pStyle w:val="Form10J"/>
-          </w:pPr>
-          <w:r>
-            <w:rPr>
-              <w:rFonts w:eastAsia="Times New Roman"/>
-            </w:rPr>
-            <w:t xml:space="preserve"> </w:t>
-          </w:r>
-          <w:proofErr w:type="gramStart"/>
-          <w:r>
-            <w:t>TAXES:</w:t>
-          </w:r>
-          <w:proofErr w:type="gramEnd"/>
-        </w:p>
-        <w:p>
-          <w:pPr>
-            <w:pStyle w:val="Form10J"/>
-          </w:pPr>
-        </w:p>
-        <w:p>
-          <w:pPr>
-            <w:pStyle w:val="Form10J"/>
-            <w:rPr>
-              <w:sz w:val="22"/>
-            </w:rPr>
-          </w:pPr>
-        </w:p>
-        <w:p>
-          <w:pPr>
-            <w:pStyle w:val="Form10J"/>
-          </w:pPr>
-          <w:proofErr w:type="gramStart"/>
-          <w:r>
-            <w:t>CSI:</w:t>
-          </w:r>
-          <w:proofErr w:type="gramEnd"/>
-        </w:p>
-        <w:p>
-          <w:pPr>
-            <w:pStyle w:val="Form10J"/>
-          </w:pPr>
-        </w:p>
-        <w:p>
-          <w:pPr>
-            <w:pStyle w:val="Form10J"/>
-          </w:pPr>
-          <w:r>
-            <w:tab/>
-          </w:r>
-          <w:r>
-            <w:tab/>
-          </w:r>
-          <w:r>
-            <w:tab/>
-          </w:r>
-          <w:r>
-            <w:tab/>
-          </w:r>
-        </w:p>
-        <w:p>
-          <w:pPr>
-            <w:pStyle w:val="Form10J"/>
-            <w:rPr>
-              <w:sz w:val="2"/>
-            </w:rPr>
-          </w:pPr>
-        </w:p>
-        <w:p>
-          <w:pPr>
-            <w:pStyle w:val="Form10J"/>
-            <w:rPr>
-              <w:sz w:val="2"/>
-            </w:rPr>
-          </w:pPr>
-        </w:p>
-        <w:p>
-          <w:pPr>
-            <w:pStyle w:val="Form10J"/>
-          </w:pPr>
-          <w:r>
-            <w:rPr>
-              <w:rFonts w:eastAsia="Times New Roman"/>
-            </w:rPr>
-            <w:t xml:space="preserve">                                                         </w:t>
-          </w:r>
-          <w:r>
-            <w:t>TOTAL</w:t>
-          </w:r>
-        </w:p>
-        <w:p/>
-      </w:tc>
-    </w:tr>
-  </w:tbl>
   <w:p>
     <w:pPr>
       <w:pStyle w:val="En-tte"/>
@@ -16148,9 +14999,9 @@
         </mc:Choice>
         <mc:Fallback>
           <w:pict>
-            <v:group w14:anchorId="7D1FF1C6" id="Groupe 2" o:spid="_x0000_s1029" alt="Numéro de page 1" style="position:absolute;left:0;text-align:left;margin-left:542.4pt;margin-top:15.2pt;width:21.4pt;height:19.2pt;z-index:-251659776;mso-wrap-distance-left:0;mso-wrap-distance-right:0;mso-position-horizontal-relative:page;mso-position-vertical-relative:page" coordsize="271800,243720" o:gfxdata="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" o:allowincell="f">
-              <v:roundrect id="AutoShape 15" o:spid="_x0000_s1030" style="position:absolute;left:4320;top:5760;width:267480;height:237960;visibility:visible;mso-wrap-style:square;v-text-anchor:top" arcsize="10923f" o:gfxdata="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" filled="f" stroked="f" strokeweight="0"/>
-              <v:rect id="Text Box 16" o:spid="_x0000_s1031" style="position:absolute;width:267480;height:237960;visibility:visible;mso-wrap-style:square;v-text-anchor:middle" o:gfxdata="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" filled="f" stroked="f" strokeweight="0">
+            <v:group w14:anchorId="7D1FF1C6" id="Groupe 2" o:spid="_x0000_s1028" alt="Numéro de page 1" style="position:absolute;left:0;text-align:left;margin-left:542.4pt;margin-top:15.2pt;width:21.4pt;height:19.2pt;z-index:-251659776;mso-wrap-distance-left:0;mso-wrap-distance-right:0;mso-position-horizontal-relative:page;mso-position-vertical-relative:page" coordsize="271800,243720" o:gfxdata="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" o:allowincell="f">
+              <v:roundrect id="AutoShape 15" o:spid="_x0000_s1029" style="position:absolute;left:4320;top:5760;width:267480;height:237960;visibility:visible;mso-wrap-style:square;v-text-anchor:top" arcsize="10923f" o:gfxdata="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" filled="f" stroked="f" strokeweight="0"/>
+              <v:rect id="Text Box 16" o:spid="_x0000_s1030" style="position:absolute;width:267480;height:237960;visibility:visible;mso-wrap-style:square;v-text-anchor:middle" o:gfxdata="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" filled="f" stroked="f" strokeweight="0">
                 <v:textbox inset=".35mm,.35mm,.35mm,.35mm">
                   <w:txbxContent>
                     <w:p>
@@ -16272,10 +15123,10 @@
                                         </pic:cNvPicPr>
                                       </pic:nvPicPr>
                                       <pic:blipFill>
-                                        <a:blip r:embed="rId3">
+                                        <a:blip r:embed="rId1">
                                           <a:extLst>
                                             <a:ext uri="{96DAC541-7B7A-43D3-8B79-37D633B846F1}">
-                                              <asvg:svgBlip xmlns:asvg="http://schemas.microsoft.com/office/drawing/2016/SVG/main" r:embed="rId4"/>
+                                              <asvg:svgBlip xmlns:asvg="http://schemas.microsoft.com/office/drawing/2016/SVG/main" r:embed="rId2"/>
                                             </a:ext>
                                           </a:extLst>
                                         </a:blip>
@@ -16341,7 +15192,7 @@
         </mc:Choice>
         <mc:Fallback>
           <w:pict>
-            <v:rect w14:anchorId="26D3B991" id="Rectangle 1" o:spid="_x0000_s1032" style="position:absolute;left:0;text-align:left;margin-left:37.35pt;margin-top:21.15pt;width:78.5pt;height:49.7pt;z-index:-251658752;visibility:visible;mso-wrap-style:square;mso-width-percent:0;mso-height-percent:0;mso-wrap-distance-left:0;mso-wrap-distance-top:0;mso-wrap-distance-right:0;mso-wrap-distance-bottom:0;mso-position-horizontal:absolute;mso-position-horizontal-relative:page;mso-position-vertical:absolute;mso-position-vertical-relative:page;mso-width-percent:0;mso-height-percent:0;mso-width-relative:page;mso-height-relative:page;v-text-anchor:top" o:gfxdata="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" o:allowincell="f" filled="f" stroked="f" strokeweight="0">
+            <v:rect w14:anchorId="26D3B991" id="Rectangle 1" o:spid="_x0000_s1031" style="position:absolute;left:0;text-align:left;margin-left:37.35pt;margin-top:21.15pt;width:78.5pt;height:49.7pt;z-index:-251658752;visibility:visible;mso-wrap-style:square;mso-width-percent:0;mso-height-percent:0;mso-wrap-distance-left:0;mso-wrap-distance-top:0;mso-wrap-distance-right:0;mso-wrap-distance-bottom:0;mso-position-horizontal:absolute;mso-position-horizontal-relative:page;mso-position-vertical:absolute;mso-position-vertical-relative:page;mso-width-percent:0;mso-height-percent:0;mso-width-relative:page;mso-height-relative:page;v-text-anchor:top" o:gfxdata="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" o:allowincell="f" filled="f" stroked="f" strokeweight="0">
               <v:textbox inset=".16mm,.16mm,.16mm,.16mm">
                 <w:txbxContent>
                   <w:p>
@@ -16383,10 +15234,10 @@
                                   </pic:cNvPicPr>
                                 </pic:nvPicPr>
                                 <pic:blipFill>
-                                  <a:blip r:embed="rId3">
+                                  <a:blip r:embed="rId1">
                                     <a:extLst>
                                       <a:ext uri="{96DAC541-7B7A-43D3-8B79-37D633B846F1}">
-                                        <asvg:svgBlip xmlns:asvg="http://schemas.microsoft.com/office/drawing/2016/SVG/main" r:embed="rId4"/>
+                                        <asvg:svgBlip xmlns:asvg="http://schemas.microsoft.com/office/drawing/2016/SVG/main" r:embed="rId2"/>
                                       </a:ext>
                                     </a:extLst>
                                   </a:blip>
